--- a/lessons/8-4/downloads/reveal/8.4-session-2-practice-form-b.docx
+++ b/lessons/8-4/downloads/reveal/8.4-session-2-practice-form-b.docx
@@ -15,7 +15,7 @@
         <w:rPr>
           <w:rFonts w:ascii="Avenir Next" w:hAnsi="Avenir Next" w:cs="Avenir Next" w:eastAsia="Avenir Next"/>
           <w:color w:val="1A1A1A"/>
-          <w:sz w:val="20"/>
+          <w:sz w:val="22"/>
           <w:szCs w:val="20"/>
         </w:rPr>
         <w:t xml:space="preserve">Name</w:t>
@@ -33,7 +33,7 @@
         <w:rPr>
           <w:rFonts w:ascii="Avenir Next" w:hAnsi="Avenir Next" w:cs="Avenir Next" w:eastAsia="Avenir Next"/>
           <w:color w:val="1A1A1A"/>
-          <w:sz w:val="20"/>
+          <w:sz w:val="22"/>
           <w:szCs w:val="20"/>
         </w:rPr>
         <w:t xml:space="preserve">   Date</w:t>
@@ -51,7 +51,7 @@
         <w:rPr>
           <w:rFonts w:ascii="Avenir Next" w:hAnsi="Avenir Next" w:cs="Avenir Next" w:eastAsia="Avenir Next"/>
           <w:color w:val="1A1A1A"/>
-          <w:sz w:val="20"/>
+          <w:sz w:val="22"/>
           <w:szCs w:val="20"/>
         </w:rPr>
         <w:t xml:space="preserve">   Period</w:t>
@@ -78,7 +78,7 @@
           <w:caps/>
           <w:color w:val="003A70"/>
           <w:spacing w:val="12"/>
-          <w:sz w:val="19"/>
+          <w:sz w:val="22"/>
           <w:szCs w:val="19"/>
         </w:rPr>
         <w:t xml:space="preserve">Lesson 8-4  ·  Session 2  ·  Practice  ·  Form B</w:t>
@@ -86,6 +86,7 @@
     </w:p>
     <w:p>
       <w:pPr>
+        <w:pStyle w:val="Heading1"/>
         <w:keepNext/>
         <w:spacing w:before="0" w:after="10" w:line="240" w:lineRule="auto"/>
       </w:pPr>
@@ -111,7 +112,7 @@
         <w:rPr>
           <w:rFonts w:ascii="Avenir Next" w:hAnsi="Avenir Next" w:cs="Avenir Next" w:eastAsia="Avenir Next"/>
           <w:color w:val="5A5F66"/>
-          <w:sz w:val="17"/>
+          <w:sz w:val="22"/>
           <w:szCs w:val="17"/>
         </w:rPr>
         <w:t xml:space="preserve">Learning target — I can represent an inequality with a set of solutions and describe them.</w:t>
@@ -128,7 +129,7 @@
     </w:p>
     <w:p>
       <w:pPr>
-        <w:spacing w:before="0" w:after="0" w:line="60" w:lineRule="auto"/>
+        <w:spacing w:before="0" w:after="0" w:line="50" w:lineRule="exact"/>
       </w:pPr>
     </w:p>
     <w:tbl>
@@ -167,6 +168,7 @@
           </w:tcPr>
           <w:p>
             <w:pPr>
+              <w:pStyle w:val="Heading2"/>
               <w:spacing w:before="0" w:after="40" w:line="264" w:lineRule="auto"/>
             </w:pPr>
             <w:r>
@@ -194,54 +196,54 @@
                 <w:rFonts w:ascii="Avenir Next" w:hAnsi="Avenir Next" w:cs="Avenir Next" w:eastAsia="Avenir Next"/>
                 <w:b/>
                 <w:color w:val="003A70"/>
+                <w:sz w:val="22"/>
+                <w:szCs w:val="18"/>
+              </w:rPr>
+              <w:t xml:space="preserve">•</w:t>
+            </w:r>
+            <w:r>
+              <w:rPr>
+                <w:rFonts w:ascii="Avenir Next" w:hAnsi="Avenir Next" w:cs="Avenir Next" w:eastAsia="Avenir Next"/>
+                <w:color w:val="1A1A1A"/>
                 <w:sz w:val="18"/>
                 <w:szCs w:val="18"/>
               </w:rPr>
-              <w:t xml:space="preserve">•</w:t>
-            </w:r>
-            <w:r>
-              <w:rPr>
-                <w:rFonts w:ascii="Avenir Next" w:hAnsi="Avenir Next" w:cs="Avenir Next" w:eastAsia="Avenir Next"/>
-                <w:color w:val="1A1A1A"/>
-                <w:sz w:val="18"/>
+              <w:tab/>
+            </w:r>
+            <w:r>
+              <w:rPr>
+                <w:rFonts w:ascii="Avenir Next" w:hAnsi="Avenir Next" w:cs="Avenir Next" w:eastAsia="Avenir Next"/>
+                <w:b/>
+                <w:color w:val="1A1A1A"/>
+                <w:sz w:val="22"/>
                 <w:szCs w:val="18"/>
               </w:rPr>
-              <w:tab/>
-            </w:r>
-            <w:r>
-              <w:rPr>
-                <w:rFonts w:ascii="Avenir Next" w:hAnsi="Avenir Next" w:cs="Avenir Next" w:eastAsia="Avenir Next"/>
-                <w:b/>
-                <w:color w:val="1A1A1A"/>
-                <w:sz w:val="18"/>
+              <w:t xml:space="preserve">Closed</w:t>
+            </w:r>
+            <w:r>
+              <w:rPr>
+                <w:rFonts w:ascii="Avenir Next" w:hAnsi="Avenir Next" w:cs="Avenir Next" w:eastAsia="Avenir Next"/>
+                <w:color w:val="1A1A1A"/>
+                <w:sz w:val="22"/>
                 <w:szCs w:val="18"/>
               </w:rPr>
-              <w:t xml:space="preserve">Closed</w:t>
-            </w:r>
-            <w:r>
-              <w:rPr>
-                <w:rFonts w:ascii="Avenir Next" w:hAnsi="Avenir Next" w:cs="Avenir Next" w:eastAsia="Avenir Next"/>
-                <w:color w:val="1A1A1A"/>
-                <w:sz w:val="18"/>
+              <w:t xml:space="preserve"> (filled) circle: the boundary counts (≤, ≥). </w:t>
+            </w:r>
+            <w:r>
+              <w:rPr>
+                <w:rFonts w:ascii="Avenir Next" w:hAnsi="Avenir Next" w:cs="Avenir Next" w:eastAsia="Avenir Next"/>
+                <w:b/>
+                <w:color w:val="1A1A1A"/>
+                <w:sz w:val="22"/>
                 <w:szCs w:val="18"/>
               </w:rPr>
-              <w:t xml:space="preserve"> (filled) circle: the boundary counts (≤, ≥). </w:t>
-            </w:r>
-            <w:r>
-              <w:rPr>
-                <w:rFonts w:ascii="Avenir Next" w:hAnsi="Avenir Next" w:cs="Avenir Next" w:eastAsia="Avenir Next"/>
-                <w:b/>
-                <w:color w:val="1A1A1A"/>
-                <w:sz w:val="18"/>
-                <w:szCs w:val="18"/>
-              </w:rPr>
               <w:t xml:space="preserve">Open</w:t>
             </w:r>
             <w:r>
               <w:rPr>
                 <w:rFonts w:ascii="Avenir Next" w:hAnsi="Avenir Next" w:cs="Avenir Next" w:eastAsia="Avenir Next"/>
                 <w:color w:val="1A1A1A"/>
-                <w:sz w:val="18"/>
+                <w:sz w:val="22"/>
                 <w:szCs w:val="18"/>
               </w:rPr>
               <w:t xml:space="preserve"> circle: it does not (&lt;, &gt;).</w:t>
@@ -260,63 +262,63 @@
                 <w:rFonts w:ascii="Avenir Next" w:hAnsi="Avenir Next" w:cs="Avenir Next" w:eastAsia="Avenir Next"/>
                 <w:b/>
                 <w:color w:val="003A70"/>
+                <w:sz w:val="22"/>
+                <w:szCs w:val="18"/>
+              </w:rPr>
+              <w:t xml:space="preserve">•</w:t>
+            </w:r>
+            <w:r>
+              <w:rPr>
+                <w:rFonts w:ascii="Avenir Next" w:hAnsi="Avenir Next" w:cs="Avenir Next" w:eastAsia="Avenir Next"/>
+                <w:color w:val="1A1A1A"/>
                 <w:sz w:val="18"/>
                 <w:szCs w:val="18"/>
               </w:rPr>
-              <w:t xml:space="preserve">•</w:t>
-            </w:r>
-            <w:r>
-              <w:rPr>
-                <w:rFonts w:ascii="Avenir Next" w:hAnsi="Avenir Next" w:cs="Avenir Next" w:eastAsia="Avenir Next"/>
-                <w:color w:val="1A1A1A"/>
-                <w:sz w:val="18"/>
+              <w:tab/>
+            </w:r>
+            <w:r>
+              <w:rPr>
+                <w:rFonts w:ascii="Avenir Next" w:hAnsi="Avenir Next" w:cs="Avenir Next" w:eastAsia="Avenir Next"/>
+                <w:color w:val="1A1A1A"/>
+                <w:sz w:val="22"/>
                 <w:szCs w:val="18"/>
               </w:rPr>
-              <w:tab/>
-            </w:r>
-            <w:r>
-              <w:rPr>
-                <w:rFonts w:ascii="Avenir Next" w:hAnsi="Avenir Next" w:cs="Avenir Next" w:eastAsia="Avenir Next"/>
-                <w:color w:val="1A1A1A"/>
-                <w:sz w:val="18"/>
+              <w:t xml:space="preserve">Arrow </w:t>
+            </w:r>
+            <w:r>
+              <w:rPr>
+                <w:rFonts w:ascii="Avenir Next" w:hAnsi="Avenir Next" w:cs="Avenir Next" w:eastAsia="Avenir Next"/>
+                <w:b/>
+                <w:color w:val="1A1A1A"/>
+                <w:sz w:val="22"/>
                 <w:szCs w:val="18"/>
               </w:rPr>
-              <w:t xml:space="preserve">Arrow </w:t>
-            </w:r>
-            <w:r>
-              <w:rPr>
-                <w:rFonts w:ascii="Avenir Next" w:hAnsi="Avenir Next" w:cs="Avenir Next" w:eastAsia="Avenir Next"/>
-                <w:b/>
-                <w:color w:val="1A1A1A"/>
-                <w:sz w:val="18"/>
+              <w:t xml:space="preserve">left</w:t>
+            </w:r>
+            <w:r>
+              <w:rPr>
+                <w:rFonts w:ascii="Avenir Next" w:hAnsi="Avenir Next" w:cs="Avenir Next" w:eastAsia="Avenir Next"/>
+                <w:color w:val="1A1A1A"/>
+                <w:sz w:val="22"/>
                 <w:szCs w:val="18"/>
               </w:rPr>
-              <w:t xml:space="preserve">left</w:t>
-            </w:r>
-            <w:r>
-              <w:rPr>
-                <w:rFonts w:ascii="Avenir Next" w:hAnsi="Avenir Next" w:cs="Avenir Next" w:eastAsia="Avenir Next"/>
-                <w:color w:val="1A1A1A"/>
-                <w:sz w:val="18"/>
+              <w:t xml:space="preserve"> for less than. Arrow </w:t>
+            </w:r>
+            <w:r>
+              <w:rPr>
+                <w:rFonts w:ascii="Avenir Next" w:hAnsi="Avenir Next" w:cs="Avenir Next" w:eastAsia="Avenir Next"/>
+                <w:b/>
+                <w:color w:val="1A1A1A"/>
+                <w:sz w:val="22"/>
                 <w:szCs w:val="18"/>
               </w:rPr>
-              <w:t xml:space="preserve"> for less than. Arrow </w:t>
-            </w:r>
-            <w:r>
-              <w:rPr>
-                <w:rFonts w:ascii="Avenir Next" w:hAnsi="Avenir Next" w:cs="Avenir Next" w:eastAsia="Avenir Next"/>
-                <w:b/>
-                <w:color w:val="1A1A1A"/>
-                <w:sz w:val="18"/>
-                <w:szCs w:val="18"/>
-              </w:rPr>
               <w:t xml:space="preserve">right</w:t>
             </w:r>
             <w:r>
               <w:rPr>
                 <w:rFonts w:ascii="Avenir Next" w:hAnsi="Avenir Next" w:cs="Avenir Next" w:eastAsia="Avenir Next"/>
                 <w:color w:val="1A1A1A"/>
-                <w:sz w:val="18"/>
+                <w:sz w:val="22"/>
                 <w:szCs w:val="18"/>
               </w:rPr>
               <w:t xml:space="preserve"> for greater than.</w:t>
@@ -335,44 +337,44 @@
                 <w:rFonts w:ascii="Avenir Next" w:hAnsi="Avenir Next" w:cs="Avenir Next" w:eastAsia="Avenir Next"/>
                 <w:b/>
                 <w:color w:val="003A70"/>
+                <w:sz w:val="22"/>
+                <w:szCs w:val="18"/>
+              </w:rPr>
+              <w:t xml:space="preserve">•</w:t>
+            </w:r>
+            <w:r>
+              <w:rPr>
+                <w:rFonts w:ascii="Avenir Next" w:hAnsi="Avenir Next" w:cs="Avenir Next" w:eastAsia="Avenir Next"/>
+                <w:color w:val="1A1A1A"/>
                 <w:sz w:val="18"/>
                 <w:szCs w:val="18"/>
               </w:rPr>
-              <w:t xml:space="preserve">•</w:t>
-            </w:r>
-            <w:r>
-              <w:rPr>
-                <w:rFonts w:ascii="Avenir Next" w:hAnsi="Avenir Next" w:cs="Avenir Next" w:eastAsia="Avenir Next"/>
-                <w:color w:val="1A1A1A"/>
-                <w:sz w:val="18"/>
+              <w:tab/>
+            </w:r>
+            <w:r>
+              <w:rPr>
+                <w:rFonts w:ascii="Avenir Next" w:hAnsi="Avenir Next" w:cs="Avenir Next" w:eastAsia="Avenir Next"/>
+                <w:color w:val="1A1A1A"/>
+                <w:sz w:val="22"/>
                 <w:szCs w:val="18"/>
               </w:rPr>
-              <w:tab/>
-            </w:r>
-            <w:r>
-              <w:rPr>
-                <w:rFonts w:ascii="Avenir Next" w:hAnsi="Avenir Next" w:cs="Avenir Next" w:eastAsia="Avenir Next"/>
-                <w:color w:val="1A1A1A"/>
-                <w:sz w:val="18"/>
+              <w:t xml:space="preserve">Check the story: people and tickets come only in </w:t>
+            </w:r>
+            <w:r>
+              <w:rPr>
+                <w:rFonts w:ascii="Avenir Next" w:hAnsi="Avenir Next" w:cs="Avenir Next" w:eastAsia="Avenir Next"/>
+                <w:b/>
+                <w:color w:val="1A1A1A"/>
+                <w:sz w:val="22"/>
                 <w:szCs w:val="18"/>
               </w:rPr>
-              <w:t xml:space="preserve">Check the story: people and tickets come only in </w:t>
-            </w:r>
-            <w:r>
-              <w:rPr>
-                <w:rFonts w:ascii="Avenir Next" w:hAnsi="Avenir Next" w:cs="Avenir Next" w:eastAsia="Avenir Next"/>
-                <w:b/>
-                <w:color w:val="1A1A1A"/>
-                <w:sz w:val="18"/>
-                <w:szCs w:val="18"/>
-              </w:rPr>
               <w:t xml:space="preserve">whole numbers</w:t>
             </w:r>
             <w:r>
               <w:rPr>
                 <w:rFonts w:ascii="Avenir Next" w:hAnsi="Avenir Next" w:cs="Avenir Next" w:eastAsia="Avenir Next"/>
                 <w:color w:val="1A1A1A"/>
-                <w:sz w:val="18"/>
+                <w:sz w:val="22"/>
                 <w:szCs w:val="18"/>
               </w:rPr>
               <w:t xml:space="preserve">.</w:t>
@@ -387,6 +389,7 @@
           </w:tcPr>
           <w:p>
             <w:pPr>
+              <w:pStyle w:val="Heading2"/>
               <w:spacing w:before="0" w:after="40" w:line="264" w:lineRule="auto"/>
             </w:pPr>
             <w:r>
@@ -409,7 +412,7 @@
               <w:rPr>
                 <w:rFonts w:ascii="Avenir Next" w:hAnsi="Avenir Next" w:cs="Avenir Next" w:eastAsia="Avenir Next"/>
                 <w:color w:val="1A1A1A"/>
-                <w:sz w:val="17"/>
+                <w:sz w:val="22"/>
                 <w:szCs w:val="17"/>
               </w:rPr>
               <w:t xml:space="preserve">An elevator allows no more than 8 people. Show the solutions for </w:t>
@@ -419,7 +422,7 @@
                 <w:rFonts w:ascii="Avenir Next" w:hAnsi="Avenir Next" w:cs="Avenir Next" w:eastAsia="Avenir Next"/>
                 <w:i/>
                 <w:color w:val="1A1A1A"/>
-                <w:sz w:val="17"/>
+                <w:sz w:val="22"/>
                 <w:szCs w:val="17"/>
               </w:rPr>
               <w:t xml:space="preserve">p</w:t>
@@ -428,7 +431,7 @@
               <w:rPr>
                 <w:rFonts w:ascii="Avenir Next" w:hAnsi="Avenir Next" w:cs="Avenir Next" w:eastAsia="Avenir Next"/>
                 <w:color w:val="1A1A1A"/>
-                <w:sz w:val="17"/>
+                <w:sz w:val="22"/>
                 <w:szCs w:val="17"/>
               </w:rPr>
               <w:t xml:space="preserve">.</w:t>
@@ -447,44 +450,44 @@
                 <w:rFonts w:ascii="Avenir Next" w:hAnsi="Avenir Next" w:cs="Avenir Next" w:eastAsia="Avenir Next"/>
                 <w:b/>
                 <w:color w:val="003A70"/>
+                <w:sz w:val="22"/>
+                <w:szCs w:val="17"/>
+              </w:rPr>
+              <w:t xml:space="preserve">Step 1</w:t>
+            </w:r>
+            <w:r>
+              <w:rPr>
+                <w:rFonts w:ascii="Avenir Next" w:hAnsi="Avenir Next" w:cs="Avenir Next" w:eastAsia="Avenir Next"/>
+                <w:color w:val="1A1A1A"/>
                 <w:sz w:val="17"/>
                 <w:szCs w:val="17"/>
               </w:rPr>
-              <w:t xml:space="preserve">Step 1</w:t>
-            </w:r>
-            <w:r>
-              <w:rPr>
-                <w:rFonts w:ascii="Avenir Next" w:hAnsi="Avenir Next" w:cs="Avenir Next" w:eastAsia="Avenir Next"/>
-                <w:color w:val="1A1A1A"/>
-                <w:sz w:val="17"/>
+              <w:tab/>
+            </w:r>
+            <w:r>
+              <w:rPr>
+                <w:rFonts w:ascii="Avenir Next" w:hAnsi="Avenir Next" w:cs="Avenir Next" w:eastAsia="Avenir Next"/>
+                <w:color w:val="1A1A1A"/>
+                <w:sz w:val="22"/>
                 <w:szCs w:val="17"/>
               </w:rPr>
-              <w:tab/>
-            </w:r>
-            <w:r>
-              <w:rPr>
-                <w:rFonts w:ascii="Avenir Next" w:hAnsi="Avenir Next" w:cs="Avenir Next" w:eastAsia="Avenir Next"/>
-                <w:color w:val="1A1A1A"/>
-                <w:sz w:val="17"/>
+              <w:t xml:space="preserve">Write the rule: </w:t>
+            </w:r>
+            <w:r>
+              <w:rPr>
+                <w:rFonts w:ascii="Avenir Next" w:hAnsi="Avenir Next" w:cs="Avenir Next" w:eastAsia="Avenir Next"/>
+                <w:i/>
+                <w:color w:val="1A1A1A"/>
+                <w:sz w:val="22"/>
                 <w:szCs w:val="17"/>
               </w:rPr>
-              <w:t xml:space="preserve">Write the rule: </w:t>
-            </w:r>
-            <w:r>
-              <w:rPr>
-                <w:rFonts w:ascii="Avenir Next" w:hAnsi="Avenir Next" w:cs="Avenir Next" w:eastAsia="Avenir Next"/>
-                <w:i/>
-                <w:color w:val="1A1A1A"/>
-                <w:sz w:val="17"/>
-                <w:szCs w:val="17"/>
-              </w:rPr>
               <w:t xml:space="preserve">p</w:t>
             </w:r>
             <w:r>
               <w:rPr>
                 <w:rFonts w:ascii="Avenir Next" w:hAnsi="Avenir Next" w:cs="Avenir Next" w:eastAsia="Avenir Next"/>
                 <w:color w:val="1A1A1A"/>
-                <w:sz w:val="17"/>
+                <w:sz w:val="22"/>
                 <w:szCs w:val="17"/>
               </w:rPr>
               <w:t xml:space="preserve"> ≤ 8.</w:t>
@@ -503,25 +506,25 @@
                 <w:rFonts w:ascii="Avenir Next" w:hAnsi="Avenir Next" w:cs="Avenir Next" w:eastAsia="Avenir Next"/>
                 <w:b/>
                 <w:color w:val="003A70"/>
+                <w:sz w:val="22"/>
+                <w:szCs w:val="17"/>
+              </w:rPr>
+              <w:t xml:space="preserve">Step 2</w:t>
+            </w:r>
+            <w:r>
+              <w:rPr>
+                <w:rFonts w:ascii="Avenir Next" w:hAnsi="Avenir Next" w:cs="Avenir Next" w:eastAsia="Avenir Next"/>
+                <w:color w:val="1A1A1A"/>
                 <w:sz w:val="17"/>
                 <w:szCs w:val="17"/>
               </w:rPr>
-              <w:t xml:space="preserve">Step 2</w:t>
-            </w:r>
-            <w:r>
-              <w:rPr>
-                <w:rFonts w:ascii="Avenir Next" w:hAnsi="Avenir Next" w:cs="Avenir Next" w:eastAsia="Avenir Next"/>
-                <w:color w:val="1A1A1A"/>
-                <w:sz w:val="17"/>
-                <w:szCs w:val="17"/>
-              </w:rPr>
               <w:tab/>
             </w:r>
             <w:r>
               <w:rPr>
                 <w:rFonts w:ascii="Avenir Next" w:hAnsi="Avenir Next" w:cs="Avenir Next" w:eastAsia="Avenir Next"/>
                 <w:color w:val="1A1A1A"/>
-                <w:sz w:val="17"/>
+                <w:sz w:val="22"/>
                 <w:szCs w:val="17"/>
               </w:rPr>
               <w:t xml:space="preserve">“No more than” includes 8, so draw a closed circle at 8 and an arrow left.</w:t>
@@ -540,25 +543,25 @@
                 <w:rFonts w:ascii="Avenir Next" w:hAnsi="Avenir Next" w:cs="Avenir Next" w:eastAsia="Avenir Next"/>
                 <w:b/>
                 <w:color w:val="003A70"/>
+                <w:sz w:val="22"/>
+                <w:szCs w:val="17"/>
+              </w:rPr>
+              <w:t xml:space="preserve">Step 3</w:t>
+            </w:r>
+            <w:r>
+              <w:rPr>
+                <w:rFonts w:ascii="Avenir Next" w:hAnsi="Avenir Next" w:cs="Avenir Next" w:eastAsia="Avenir Next"/>
+                <w:color w:val="1A1A1A"/>
                 <w:sz w:val="17"/>
                 <w:szCs w:val="17"/>
               </w:rPr>
-              <w:t xml:space="preserve">Step 3</w:t>
-            </w:r>
-            <w:r>
-              <w:rPr>
-                <w:rFonts w:ascii="Avenir Next" w:hAnsi="Avenir Next" w:cs="Avenir Next" w:eastAsia="Avenir Next"/>
-                <w:color w:val="1A1A1A"/>
-                <w:sz w:val="17"/>
-                <w:szCs w:val="17"/>
-              </w:rPr>
               <w:tab/>
             </w:r>
             <w:r>
               <w:rPr>
                 <w:rFonts w:ascii="Avenir Next" w:hAnsi="Avenir Next" w:cs="Avenir Next" w:eastAsia="Avenir Next"/>
                 <w:color w:val="1A1A1A"/>
-                <w:sz w:val="17"/>
+                <w:sz w:val="22"/>
                 <w:szCs w:val="17"/>
               </w:rPr>
               <w:t xml:space="preserve">People come in whole numbers: 0, 1, 2, … , 8.</w:t>
@@ -577,29 +580,29 @@
                 <w:rFonts w:ascii="Avenir Next" w:hAnsi="Avenir Next" w:cs="Avenir Next" w:eastAsia="Avenir Next"/>
                 <w:b/>
                 <w:color w:val="1A1A1A"/>
+                <w:sz w:val="22"/>
+                <w:szCs w:val="17"/>
+              </w:rPr>
+              <w:t xml:space="preserve">Answer</w:t>
+            </w:r>
+            <w:r>
+              <w:rPr>
+                <w:rFonts w:ascii="Avenir Next" w:hAnsi="Avenir Next" w:cs="Avenir Next" w:eastAsia="Avenir Next"/>
+                <w:color w:val="1A1A1A"/>
                 <w:sz w:val="17"/>
                 <w:szCs w:val="17"/>
               </w:rPr>
-              <w:t xml:space="preserve">Answer</w:t>
-            </w:r>
-            <w:r>
-              <w:rPr>
-                <w:rFonts w:ascii="Avenir Next" w:hAnsi="Avenir Next" w:cs="Avenir Next" w:eastAsia="Avenir Next"/>
-                <w:color w:val="1A1A1A"/>
-                <w:sz w:val="17"/>
+              <w:tab/>
+            </w:r>
+            <w:r>
+              <w:rPr>
+                <w:rFonts w:ascii="Avenir Next" w:hAnsi="Avenir Next" w:cs="Avenir Next" w:eastAsia="Avenir Next"/>
+                <w:b/>
+                <w:i/>
+                <w:color w:val="1A1A1A"/>
+                <w:sz w:val="22"/>
                 <w:szCs w:val="17"/>
               </w:rPr>
-              <w:tab/>
-            </w:r>
-            <w:r>
-              <w:rPr>
-                <w:rFonts w:ascii="Avenir Next" w:hAnsi="Avenir Next" w:cs="Avenir Next" w:eastAsia="Avenir Next"/>
-                <w:b/>
-                <w:i/>
-                <w:color w:val="1A1A1A"/>
-                <w:sz w:val="17"/>
-                <w:szCs w:val="17"/>
-              </w:rPr>
               <w:t xml:space="preserve">p</w:t>
             </w:r>
             <w:r>
@@ -607,7 +610,7 @@
                 <w:rFonts w:ascii="Avenir Next" w:hAnsi="Avenir Next" w:cs="Avenir Next" w:eastAsia="Avenir Next"/>
                 <w:b/>
                 <w:color w:val="1A1A1A"/>
-                <w:sz w:val="17"/>
+                <w:sz w:val="22"/>
                 <w:szCs w:val="17"/>
               </w:rPr>
               <w:t xml:space="preserve"> ≤ 8, whole numbers 0 to 8</w:t>
@@ -636,7 +639,7 @@
           <w:rFonts w:ascii="Avenir Next" w:hAnsi="Avenir Next" w:cs="Avenir Next" w:eastAsia="Avenir Next"/>
           <w:b/>
           <w:color w:val="1A1A1A"/>
-          <w:sz w:val="17"/>
+          <w:sz w:val="22"/>
           <w:szCs w:val="17"/>
         </w:rPr>
         <w:t xml:space="preserve">number line</w:t>
@@ -646,7 +649,7 @@
           <w:rFonts w:ascii="Avenir Next" w:hAnsi="Avenir Next" w:cs="Avenir Next" w:eastAsia="Avenir Next"/>
           <w:i/>
           <w:color w:val="5A5F66"/>
-          <w:sz w:val="17"/>
+          <w:sz w:val="22"/>
           <w:szCs w:val="17"/>
         </w:rPr>
         <w:t xml:space="preserve"> (recta numérica)</w:t>
@@ -655,7 +658,7 @@
         <w:rPr>
           <w:rFonts w:ascii="Avenir Next" w:hAnsi="Avenir Next" w:cs="Avenir Next" w:eastAsia="Avenir Next"/>
           <w:color w:val="5A5F66"/>
-          <w:sz w:val="17"/>
+          <w:sz w:val="22"/>
           <w:szCs w:val="17"/>
         </w:rPr>
         <w:t xml:space="preserve">   ·   </w:t>
@@ -665,7 +668,7 @@
           <w:rFonts w:ascii="Avenir Next" w:hAnsi="Avenir Next" w:cs="Avenir Next" w:eastAsia="Avenir Next"/>
           <w:b/>
           <w:color w:val="1A1A1A"/>
-          <w:sz w:val="17"/>
+          <w:sz w:val="22"/>
           <w:szCs w:val="17"/>
         </w:rPr>
         <w:t xml:space="preserve">open circle</w:t>
@@ -675,7 +678,7 @@
           <w:rFonts w:ascii="Avenir Next" w:hAnsi="Avenir Next" w:cs="Avenir Next" w:eastAsia="Avenir Next"/>
           <w:i/>
           <w:color w:val="5A5F66"/>
-          <w:sz w:val="17"/>
+          <w:sz w:val="22"/>
           <w:szCs w:val="17"/>
         </w:rPr>
         <w:t xml:space="preserve"> (círculo abierto)</w:t>
@@ -684,7 +687,7 @@
         <w:rPr>
           <w:rFonts w:ascii="Avenir Next" w:hAnsi="Avenir Next" w:cs="Avenir Next" w:eastAsia="Avenir Next"/>
           <w:color w:val="5A5F66"/>
-          <w:sz w:val="17"/>
+          <w:sz w:val="22"/>
           <w:szCs w:val="17"/>
         </w:rPr>
         <w:t xml:space="preserve">   ·   </w:t>
@@ -694,7 +697,7 @@
           <w:rFonts w:ascii="Avenir Next" w:hAnsi="Avenir Next" w:cs="Avenir Next" w:eastAsia="Avenir Next"/>
           <w:b/>
           <w:color w:val="1A1A1A"/>
-          <w:sz w:val="17"/>
+          <w:sz w:val="22"/>
           <w:szCs w:val="17"/>
         </w:rPr>
         <w:t xml:space="preserve">closed circle</w:t>
@@ -704,7 +707,7 @@
           <w:rFonts w:ascii="Avenir Next" w:hAnsi="Avenir Next" w:cs="Avenir Next" w:eastAsia="Avenir Next"/>
           <w:i/>
           <w:color w:val="5A5F66"/>
-          <w:sz w:val="17"/>
+          <w:sz w:val="22"/>
           <w:szCs w:val="17"/>
         </w:rPr>
         <w:t xml:space="preserve"> (círculo cerrado)</w:t>
@@ -712,6 +715,7 @@
     </w:p>
     <w:p>
       <w:pPr>
+        <w:pStyle w:val="Heading2"/>
         <w:keepNext/>
         <w:pBdr>
           <w:bottom w:val="single" w:sz="8" w:space="3" w:color="003A70"/>
@@ -727,7 +731,7 @@
           <w:b/>
           <w:color w:val="003A70"/>
           <w:spacing w:val="14"/>
-          <w:sz w:val="19"/>
+          <w:sz w:val="22"/>
           <w:szCs w:val="19"/>
         </w:rPr>
         <w:t xml:space="preserve">PRACTICE</w:t>
@@ -746,7 +750,7 @@
           <w:rFonts w:ascii="Avenir Next" w:hAnsi="Avenir Next" w:cs="Avenir Next" w:eastAsia="Avenir Next"/>
           <w:i/>
           <w:color w:val="5A5F66"/>
-          <w:sz w:val="17"/>
+          <w:sz w:val="22"/>
           <w:szCs w:val="17"/>
         </w:rPr>
         <w:t xml:space="preserve">show your work · label units</w:t>
@@ -754,7 +758,7 @@
     </w:p>
     <w:p>
       <w:pPr>
-        <w:spacing w:before="0" w:after="0" w:line="20" w:lineRule="exact"/>
+        <w:spacing w:before="0" w:after="0" w:line="50" w:lineRule="exact"/>
       </w:pPr>
     </w:p>
     <w:tbl>
@@ -804,25 +808,25 @@
                 <w:rFonts w:ascii="Avenir Next" w:hAnsi="Avenir Next" w:cs="Avenir Next" w:eastAsia="Avenir Next"/>
                 <w:b/>
                 <w:color w:val="1A1A1A"/>
+                <w:sz w:val="22"/>
+                <w:szCs w:val="20"/>
+              </w:rPr>
+              <w:t xml:space="preserve">1.</w:t>
+            </w:r>
+            <w:r>
+              <w:rPr>
+                <w:rFonts w:ascii="Avenir Next" w:hAnsi="Avenir Next" w:cs="Avenir Next" w:eastAsia="Avenir Next"/>
+                <w:color w:val="1A1A1A"/>
                 <w:sz w:val="20"/>
                 <w:szCs w:val="20"/>
               </w:rPr>
-              <w:t xml:space="preserve">1.</w:t>
-            </w:r>
-            <w:r>
-              <w:rPr>
-                <w:rFonts w:ascii="Avenir Next" w:hAnsi="Avenir Next" w:cs="Avenir Next" w:eastAsia="Avenir Next"/>
-                <w:color w:val="1A1A1A"/>
-                <w:sz w:val="20"/>
-                <w:szCs w:val="20"/>
-              </w:rPr>
               <w:tab/>
             </w:r>
             <w:r>
               <w:rPr>
                 <w:rFonts w:ascii="Avenir Next" w:hAnsi="Avenir Next" w:cs="Avenir Next" w:eastAsia="Avenir Next"/>
                 <w:color w:val="1A1A1A"/>
-                <w:sz w:val="20"/>
+                <w:sz w:val="22"/>
                 <w:szCs w:val="20"/>
               </w:rPr>
               <w:t xml:space="preserve">Write the inequality for each graph. Use </w:t>
@@ -832,7 +836,7 @@
                 <w:rFonts w:ascii="Avenir Next" w:hAnsi="Avenir Next" w:cs="Avenir Next" w:eastAsia="Avenir Next"/>
                 <w:i/>
                 <w:color w:val="1A1A1A"/>
-                <w:sz w:val="20"/>
+                <w:sz w:val="22"/>
                 <w:szCs w:val="20"/>
               </w:rPr>
               <w:t xml:space="preserve">x</w:t>
@@ -841,7 +845,7 @@
               <w:rPr>
                 <w:rFonts w:ascii="Avenir Next" w:hAnsi="Avenir Next" w:cs="Avenir Next" w:eastAsia="Avenir Next"/>
                 <w:color w:val="1A1A1A"/>
-                <w:sz w:val="20"/>
+                <w:sz w:val="22"/>
                 <w:szCs w:val="20"/>
               </w:rPr>
               <w:t xml:space="preserve">.</w:t>
@@ -896,7 +900,7 @@
                       <w:rFonts w:ascii="Avenir Next" w:hAnsi="Avenir Next" w:cs="Avenir Next" w:eastAsia="Avenir Next"/>
                       <w:b/>
                       <w:color w:val="003A70"/>
-                      <w:sz w:val="20"/>
+                      <w:sz w:val="22"/>
                       <w:szCs w:val="20"/>
                     </w:rPr>
                     <w:t xml:space="preserve">a.</w:t>
@@ -914,7 +918,7 @@
                     <w:rPr>
                       <w:rFonts w:ascii="Avenir Next" w:hAnsi="Avenir Next" w:cs="Avenir Next" w:eastAsia="Avenir Next"/>
                       <w:color w:val="1A1A1A"/>
-                      <w:sz w:val="20"/>
+                      <w:sz w:val="22"/>
                       <w:szCs w:val="20"/>
                     </w:rPr>
                     <w:t xml:space="preserve">open circle at 2, arrow left</w:t>
@@ -958,7 +962,7 @@
                       <w:rFonts w:ascii="Avenir Next" w:hAnsi="Avenir Next" w:cs="Avenir Next" w:eastAsia="Avenir Next"/>
                       <w:b/>
                       <w:color w:val="003A70"/>
-                      <w:sz w:val="20"/>
+                      <w:sz w:val="22"/>
                       <w:szCs w:val="20"/>
                     </w:rPr>
                     <w:t xml:space="preserve">b.</w:t>
@@ -976,7 +980,7 @@
                     <w:rPr>
                       <w:rFonts w:ascii="Avenir Next" w:hAnsi="Avenir Next" w:cs="Avenir Next" w:eastAsia="Avenir Next"/>
                       <w:color w:val="1A1A1A"/>
-                      <w:sz w:val="20"/>
+                      <w:sz w:val="22"/>
                       <w:szCs w:val="20"/>
                     </w:rPr>
                     <w:t xml:space="preserve">closed circle at −3, arrow right</w:t>
@@ -1026,7 +1030,7 @@
                       <w:rFonts w:ascii="Avenir Next" w:hAnsi="Avenir Next" w:cs="Avenir Next" w:eastAsia="Avenir Next"/>
                       <w:b/>
                       <w:color w:val="003A70"/>
-                      <w:sz w:val="20"/>
+                      <w:sz w:val="22"/>
                       <w:szCs w:val="20"/>
                     </w:rPr>
                     <w:t xml:space="preserve">c.</w:t>
@@ -1044,7 +1048,7 @@
                     <w:rPr>
                       <w:rFonts w:ascii="Avenir Next" w:hAnsi="Avenir Next" w:cs="Avenir Next" w:eastAsia="Avenir Next"/>
                       <w:color w:val="1A1A1A"/>
-                      <w:sz w:val="20"/>
+                      <w:sz w:val="22"/>
                       <w:szCs w:val="20"/>
                     </w:rPr>
                     <w:t xml:space="preserve">closed circle at 5, arrow left</w:t>
@@ -1088,7 +1092,7 @@
                       <w:rFonts w:ascii="Avenir Next" w:hAnsi="Avenir Next" w:cs="Avenir Next" w:eastAsia="Avenir Next"/>
                       <w:b/>
                       <w:color w:val="003A70"/>
-                      <w:sz w:val="20"/>
+                      <w:sz w:val="22"/>
                       <w:szCs w:val="20"/>
                     </w:rPr>
                     <w:t xml:space="preserve">d.</w:t>
@@ -1106,7 +1110,7 @@
                     <w:rPr>
                       <w:rFonts w:ascii="Avenir Next" w:hAnsi="Avenir Next" w:cs="Avenir Next" w:eastAsia="Avenir Next"/>
                       <w:color w:val="1A1A1A"/>
-                      <w:sz w:val="20"/>
+                      <w:sz w:val="22"/>
                       <w:szCs w:val="20"/>
                     </w:rPr>
                     <w:t xml:space="preserve">open circle at −1, arrow right</w:t>
@@ -1136,7 +1140,7 @@
           </w:tbl>
           <w:p>
             <w:pPr>
-              <w:spacing w:before="0" w:after="0" w:line="24" w:lineRule="auto"/>
+              <w:spacing w:before="0" w:after="0" w:line="50" w:lineRule="exact"/>
             </w:pPr>
           </w:p>
         </w:tc>
@@ -1144,12 +1148,12 @@
     </w:tbl>
     <w:p>
       <w:pPr>
-        <w:spacing w:before="0" w:after="0" w:line="20" w:lineRule="exact"/>
+        <w:spacing w:before="0" w:after="0" w:line="50" w:lineRule="exact"/>
       </w:pPr>
     </w:p>
     <w:p>
       <w:pPr>
-        <w:spacing w:before="0" w:after="0" w:line="20" w:lineRule="exact"/>
+        <w:spacing w:before="0" w:after="0" w:line="50" w:lineRule="exact"/>
       </w:pPr>
     </w:p>
     <w:tbl>
@@ -1199,18 +1203,18 @@
                 <w:rFonts w:ascii="Avenir Next" w:hAnsi="Avenir Next" w:cs="Avenir Next" w:eastAsia="Avenir Next"/>
                 <w:b/>
                 <w:color w:val="1A1A1A"/>
+                <w:sz w:val="22"/>
+                <w:szCs w:val="20"/>
+              </w:rPr>
+              <w:t xml:space="preserve">2.</w:t>
+            </w:r>
+            <w:r>
+              <w:rPr>
+                <w:rFonts w:ascii="Avenir Next" w:hAnsi="Avenir Next" w:cs="Avenir Next" w:eastAsia="Avenir Next"/>
+                <w:color w:val="1A1A1A"/>
                 <w:sz w:val="20"/>
                 <w:szCs w:val="20"/>
               </w:rPr>
-              <w:t xml:space="preserve">2.</w:t>
-            </w:r>
-            <w:r>
-              <w:rPr>
-                <w:rFonts w:ascii="Avenir Next" w:hAnsi="Avenir Next" w:cs="Avenir Next" w:eastAsia="Avenir Next"/>
-                <w:color w:val="1A1A1A"/>
-                <w:sz w:val="20"/>
-                <w:szCs w:val="20"/>
-              </w:rPr>
               <w:tab/>
             </w:r>
             <w:r>
@@ -1218,7 +1222,7 @@
                 <w:rFonts w:ascii="Avenir Next" w:hAnsi="Avenir Next" w:cs="Avenir Next" w:eastAsia="Avenir Next"/>
                 <w:b/>
                 <w:color w:val="1A1A1A"/>
-                <w:sz w:val="20"/>
+                <w:sz w:val="22"/>
                 <w:szCs w:val="20"/>
               </w:rPr>
               <w:t xml:space="preserve">Meeting Room.  </w:t>
@@ -1227,7 +1231,7 @@
               <w:rPr>
                 <w:rFonts w:ascii="Avenir Next" w:hAnsi="Avenir Next" w:cs="Avenir Next" w:eastAsia="Avenir Next"/>
                 <w:color w:val="1A1A1A"/>
-                <w:sz w:val="20"/>
+                <w:sz w:val="22"/>
                 <w:szCs w:val="20"/>
               </w:rPr>
               <w:t xml:space="preserve">A meeting room may hold at most 90 people at one time.</w:t>
@@ -1243,7 +1247,7 @@
               <w:drawing>
                 <wp:inline distT="0" distB="0" distL="0" distR="0">
                   <wp:extent cx="5120640" cy="566928"/>
-                  <wp:docPr id="1" name="Figure 1"/>
+                  <wp:docPr id="1" name="Figure 1" descr="Number line from 82 to 98, ticks every 1."/>
                   <a:graphic xmlns:a="http://schemas.openxmlformats.org/drawingml/2006/main">
                     <a:graphicData uri="http://schemas.openxmlformats.org/drawingml/2006/picture">
                       <pic:pic xmlns:pic="http://schemas.openxmlformats.org/drawingml/2006/picture">
@@ -1287,25 +1291,25 @@
                 <w:rFonts w:ascii="Avenir Next" w:hAnsi="Avenir Next" w:cs="Avenir Next" w:eastAsia="Avenir Next"/>
                 <w:b/>
                 <w:color w:val="003A70"/>
+                <w:sz w:val="22"/>
+                <w:szCs w:val="20"/>
+              </w:rPr>
+              <w:t xml:space="preserve">a.</w:t>
+            </w:r>
+            <w:r>
+              <w:rPr>
+                <w:rFonts w:ascii="Avenir Next" w:hAnsi="Avenir Next" w:cs="Avenir Next" w:eastAsia="Avenir Next"/>
+                <w:color w:val="1A1A1A"/>
                 <w:sz w:val="20"/>
                 <w:szCs w:val="20"/>
               </w:rPr>
-              <w:t xml:space="preserve">a.</w:t>
-            </w:r>
-            <w:r>
-              <w:rPr>
-                <w:rFonts w:ascii="Avenir Next" w:hAnsi="Avenir Next" w:cs="Avenir Next" w:eastAsia="Avenir Next"/>
-                <w:color w:val="1A1A1A"/>
-                <w:sz w:val="20"/>
-                <w:szCs w:val="20"/>
-              </w:rPr>
               <w:tab/>
             </w:r>
             <w:r>
               <w:rPr>
                 <w:rFonts w:ascii="Avenir Next" w:hAnsi="Avenir Next" w:cs="Avenir Next" w:eastAsia="Avenir Next"/>
                 <w:color w:val="1A1A1A"/>
-                <w:sz w:val="20"/>
+                <w:sz w:val="22"/>
                 <w:szCs w:val="20"/>
               </w:rPr>
               <w:t xml:space="preserve">Write an inequality for </w:t>
@@ -1315,7 +1319,7 @@
                 <w:rFonts w:ascii="Avenir Next" w:hAnsi="Avenir Next" w:cs="Avenir Next" w:eastAsia="Avenir Next"/>
                 <w:i/>
                 <w:color w:val="1A1A1A"/>
-                <w:sz w:val="20"/>
+                <w:sz w:val="22"/>
                 <w:szCs w:val="20"/>
               </w:rPr>
               <w:t xml:space="preserve">n</w:t>
@@ -1324,7 +1328,7 @@
               <w:rPr>
                 <w:rFonts w:ascii="Avenir Next" w:hAnsi="Avenir Next" w:cs="Avenir Next" w:eastAsia="Avenir Next"/>
                 <w:color w:val="1A1A1A"/>
-                <w:sz w:val="20"/>
+                <w:sz w:val="22"/>
                 <w:szCs w:val="20"/>
               </w:rPr>
               <w:t xml:space="preserve">, the number of people.</w:t>
@@ -1363,25 +1367,25 @@
                 <w:rFonts w:ascii="Avenir Next" w:hAnsi="Avenir Next" w:cs="Avenir Next" w:eastAsia="Avenir Next"/>
                 <w:b/>
                 <w:color w:val="003A70"/>
+                <w:sz w:val="22"/>
+                <w:szCs w:val="20"/>
+              </w:rPr>
+              <w:t xml:space="preserve">b.</w:t>
+            </w:r>
+            <w:r>
+              <w:rPr>
+                <w:rFonts w:ascii="Avenir Next" w:hAnsi="Avenir Next" w:cs="Avenir Next" w:eastAsia="Avenir Next"/>
+                <w:color w:val="1A1A1A"/>
                 <w:sz w:val="20"/>
                 <w:szCs w:val="20"/>
               </w:rPr>
-              <w:t xml:space="preserve">b.</w:t>
-            </w:r>
-            <w:r>
-              <w:rPr>
-                <w:rFonts w:ascii="Avenir Next" w:hAnsi="Avenir Next" w:cs="Avenir Next" w:eastAsia="Avenir Next"/>
-                <w:color w:val="1A1A1A"/>
-                <w:sz w:val="20"/>
-                <w:szCs w:val="20"/>
-              </w:rPr>
               <w:tab/>
             </w:r>
             <w:r>
               <w:rPr>
                 <w:rFonts w:ascii="Avenir Next" w:hAnsi="Avenir Next" w:cs="Avenir Next" w:eastAsia="Avenir Next"/>
                 <w:color w:val="1A1A1A"/>
-                <w:sz w:val="20"/>
+                <w:sz w:val="22"/>
                 <w:szCs w:val="20"/>
               </w:rPr>
               <w:t xml:space="preserve">Graph it on the number line.</w:t>
@@ -1392,12 +1396,12 @@
     </w:tbl>
     <w:p>
       <w:pPr>
-        <w:spacing w:before="0" w:after="0" w:line="20" w:lineRule="exact"/>
+        <w:spacing w:before="0" w:after="0" w:line="50" w:lineRule="exact"/>
       </w:pPr>
     </w:p>
     <w:p>
       <w:pPr>
-        <w:spacing w:before="0" w:after="0" w:line="20" w:lineRule="exact"/>
+        <w:spacing w:before="0" w:after="0" w:line="50" w:lineRule="exact"/>
       </w:pPr>
     </w:p>
     <w:tbl>
@@ -1447,18 +1451,18 @@
                 <w:rFonts w:ascii="Avenir Next" w:hAnsi="Avenir Next" w:cs="Avenir Next" w:eastAsia="Avenir Next"/>
                 <w:b/>
                 <w:color w:val="1A1A1A"/>
+                <w:sz w:val="22"/>
+                <w:szCs w:val="20"/>
+              </w:rPr>
+              <w:t xml:space="preserve">3.</w:t>
+            </w:r>
+            <w:r>
+              <w:rPr>
+                <w:rFonts w:ascii="Avenir Next" w:hAnsi="Avenir Next" w:cs="Avenir Next" w:eastAsia="Avenir Next"/>
+                <w:color w:val="1A1A1A"/>
                 <w:sz w:val="20"/>
                 <w:szCs w:val="20"/>
               </w:rPr>
-              <w:t xml:space="preserve">3.</w:t>
-            </w:r>
-            <w:r>
-              <w:rPr>
-                <w:rFonts w:ascii="Avenir Next" w:hAnsi="Avenir Next" w:cs="Avenir Next" w:eastAsia="Avenir Next"/>
-                <w:color w:val="1A1A1A"/>
-                <w:sz w:val="20"/>
-                <w:szCs w:val="20"/>
-              </w:rPr>
               <w:tab/>
             </w:r>
             <w:r>
@@ -1466,7 +1470,7 @@
                 <w:rFonts w:ascii="Avenir Next" w:hAnsi="Avenir Next" w:cs="Avenir Next" w:eastAsia="Avenir Next"/>
                 <w:b/>
                 <w:color w:val="1A1A1A"/>
-                <w:sz w:val="20"/>
+                <w:sz w:val="22"/>
                 <w:szCs w:val="20"/>
               </w:rPr>
               <w:t xml:space="preserve">Fish Tank.  </w:t>
@@ -1475,7 +1479,7 @@
               <w:rPr>
                 <w:rFonts w:ascii="Avenir Next" w:hAnsi="Avenir Next" w:cs="Avenir Next" w:eastAsia="Avenir Next"/>
                 <w:color w:val="1A1A1A"/>
-                <w:sz w:val="20"/>
+                <w:sz w:val="22"/>
                 <w:szCs w:val="20"/>
               </w:rPr>
               <w:t xml:space="preserve">The graph shows the safe water temperatures, </w:t>
@@ -1485,7 +1489,7 @@
                 <w:rFonts w:ascii="Avenir Next" w:hAnsi="Avenir Next" w:cs="Avenir Next" w:eastAsia="Avenir Next"/>
                 <w:i/>
                 <w:color w:val="1A1A1A"/>
-                <w:sz w:val="20"/>
+                <w:sz w:val="22"/>
                 <w:szCs w:val="20"/>
               </w:rPr>
               <w:t xml:space="preserve">t</w:t>
@@ -1494,7 +1498,7 @@
               <w:rPr>
                 <w:rFonts w:ascii="Avenir Next" w:hAnsi="Avenir Next" w:cs="Avenir Next" w:eastAsia="Avenir Next"/>
                 <w:color w:val="1A1A1A"/>
-                <w:sz w:val="20"/>
+                <w:sz w:val="22"/>
                 <w:szCs w:val="20"/>
               </w:rPr>
               <w:t xml:space="preserve">, for a fish tank. Write the inequality. Is 80 degrees a solution?</w:t>
@@ -1511,7 +1515,7 @@
                 <w:rFonts w:ascii="Avenir Next" w:hAnsi="Avenir Next" w:cs="Avenir Next" w:eastAsia="Avenir Next"/>
                 <w:b/>
                 <w:color w:val="003A70"/>
-                <w:sz w:val="17"/>
+                <w:sz w:val="22"/>
                 <w:szCs w:val="17"/>
               </w:rPr>
               <w:t xml:space="preserve">Hint  </w:t>
@@ -1521,7 +1525,7 @@
                 <w:rFonts w:ascii="Avenir Next" w:hAnsi="Avenir Next" w:cs="Avenir Next" w:eastAsia="Avenir Next"/>
                 <w:i/>
                 <w:color w:val="5A5F66"/>
-                <w:sz w:val="17"/>
+                <w:sz w:val="22"/>
                 <w:szCs w:val="17"/>
               </w:rPr>
               <w:t xml:space="preserve">Look at the circle at 80. Is it open or closed?</w:t>
@@ -1537,7 +1541,7 @@
               <w:drawing>
                 <wp:inline distT="0" distB="0" distL="0" distR="0">
                   <wp:extent cx="5120640" cy="566928"/>
-                  <wp:docPr id="2" name="Figure 2"/>
+                  <wp:docPr id="2" name="Figure 2" descr="Number line from 72 to 88, ticks every 1. Ray: from: 80; dir: left; open: True."/>
                   <a:graphic xmlns:a="http://schemas.openxmlformats.org/drawingml/2006/main">
                     <a:graphicData uri="http://schemas.openxmlformats.org/drawingml/2006/picture">
                       <pic:pic xmlns:pic="http://schemas.openxmlformats.org/drawingml/2006/picture">
@@ -1580,7 +1584,7 @@
                 <w:rFonts w:ascii="Avenir Next" w:hAnsi="Avenir Next" w:cs="Avenir Next" w:eastAsia="Avenir Next"/>
                 <w:b/>
                 <w:color w:val="1A1A1A"/>
-                <w:sz w:val="18"/>
+                <w:sz w:val="22"/>
                 <w:szCs w:val="18"/>
               </w:rPr>
               <w:t xml:space="preserve">Answer</w:t>
@@ -1600,12 +1604,12 @@
     </w:tbl>
     <w:p>
       <w:pPr>
-        <w:spacing w:before="0" w:after="0" w:line="20" w:lineRule="exact"/>
+        <w:spacing w:before="0" w:after="0" w:line="50" w:lineRule="exact"/>
       </w:pPr>
     </w:p>
     <w:p>
       <w:pPr>
-        <w:spacing w:before="0" w:after="0" w:line="20" w:lineRule="exact"/>
+        <w:spacing w:before="0" w:after="0" w:line="50" w:lineRule="exact"/>
       </w:pPr>
     </w:p>
     <w:tbl>
@@ -1656,18 +1660,18 @@
                 <w:rFonts w:ascii="Avenir Next" w:hAnsi="Avenir Next" w:cs="Avenir Next" w:eastAsia="Avenir Next"/>
                 <w:b/>
                 <w:color w:val="1A1A1A"/>
+                <w:sz w:val="22"/>
+                <w:szCs w:val="20"/>
+              </w:rPr>
+              <w:t xml:space="preserve">4.</w:t>
+            </w:r>
+            <w:r>
+              <w:rPr>
+                <w:rFonts w:ascii="Avenir Next" w:hAnsi="Avenir Next" w:cs="Avenir Next" w:eastAsia="Avenir Next"/>
+                <w:color w:val="1A1A1A"/>
                 <w:sz w:val="20"/>
                 <w:szCs w:val="20"/>
               </w:rPr>
-              <w:t xml:space="preserve">4.</w:t>
-            </w:r>
-            <w:r>
-              <w:rPr>
-                <w:rFonts w:ascii="Avenir Next" w:hAnsi="Avenir Next" w:cs="Avenir Next" w:eastAsia="Avenir Next"/>
-                <w:color w:val="1A1A1A"/>
-                <w:sz w:val="20"/>
-                <w:szCs w:val="20"/>
-              </w:rPr>
               <w:tab/>
             </w:r>
             <w:r>
@@ -1675,7 +1679,7 @@
                 <w:rFonts w:ascii="Avenir Next" w:hAnsi="Avenir Next" w:cs="Avenir Next" w:eastAsia="Avenir Next"/>
                 <w:b/>
                 <w:color w:val="1A1A1A"/>
-                <w:sz w:val="20"/>
+                <w:sz w:val="22"/>
                 <w:szCs w:val="20"/>
               </w:rPr>
               <w:t xml:space="preserve">Locker Bag.  </w:t>
@@ -1684,7 +1688,7 @@
               <w:rPr>
                 <w:rFonts w:ascii="Avenir Next" w:hAnsi="Avenir Next" w:cs="Avenir Next" w:eastAsia="Avenir Next"/>
                 <w:color w:val="1A1A1A"/>
-                <w:sz w:val="20"/>
+                <w:sz w:val="22"/>
                 <w:szCs w:val="20"/>
               </w:rPr>
               <w:t xml:space="preserve">A bag must be shorter than 24 inches to fit in a locker. Write an inequality for </w:t>
@@ -1694,7 +1698,7 @@
                 <w:rFonts w:ascii="Avenir Next" w:hAnsi="Avenir Next" w:cs="Avenir Next" w:eastAsia="Avenir Next"/>
                 <w:i/>
                 <w:color w:val="1A1A1A"/>
-                <w:sz w:val="20"/>
+                <w:sz w:val="22"/>
                 <w:szCs w:val="20"/>
               </w:rPr>
               <w:t xml:space="preserve">h</w:t>
@@ -1703,7 +1707,7 @@
               <w:rPr>
                 <w:rFonts w:ascii="Avenir Next" w:hAnsi="Avenir Next" w:cs="Avenir Next" w:eastAsia="Avenir Next"/>
                 <w:color w:val="1A1A1A"/>
-                <w:sz w:val="20"/>
+                <w:sz w:val="22"/>
                 <w:szCs w:val="20"/>
               </w:rPr>
               <w:t xml:space="preserve">. Name two solutions and one non-solution.</w:t>
@@ -1711,7 +1715,7 @@
           </w:p>
           <w:p>
             <w:pPr>
-              <w:spacing w:before="0" w:after="0" w:line="60" w:lineRule="auto"/>
+              <w:spacing w:before="0" w:after="0" w:line="50" w:lineRule="exact"/>
             </w:pPr>
           </w:p>
           <w:tbl>
@@ -1780,7 +1784,7 @@
                 <w:rFonts w:ascii="Avenir Next" w:hAnsi="Avenir Next" w:cs="Avenir Next" w:eastAsia="Avenir Next"/>
                 <w:b/>
                 <w:color w:val="1A1A1A"/>
-                <w:sz w:val="18"/>
+                <w:sz w:val="22"/>
                 <w:szCs w:val="18"/>
               </w:rPr>
               <w:t xml:space="preserve">Answer</w:t>
@@ -1815,18 +1819,18 @@
                 <w:rFonts w:ascii="Avenir Next" w:hAnsi="Avenir Next" w:cs="Avenir Next" w:eastAsia="Avenir Next"/>
                 <w:b/>
                 <w:color w:val="1A1A1A"/>
+                <w:sz w:val="22"/>
+                <w:szCs w:val="20"/>
+              </w:rPr>
+              <w:t xml:space="preserve">5.</w:t>
+            </w:r>
+            <w:r>
+              <w:rPr>
+                <w:rFonts w:ascii="Avenir Next" w:hAnsi="Avenir Next" w:cs="Avenir Next" w:eastAsia="Avenir Next"/>
+                <w:color w:val="1A1A1A"/>
                 <w:sz w:val="20"/>
                 <w:szCs w:val="20"/>
               </w:rPr>
-              <w:t xml:space="preserve">5.</w:t>
-            </w:r>
-            <w:r>
-              <w:rPr>
-                <w:rFonts w:ascii="Avenir Next" w:hAnsi="Avenir Next" w:cs="Avenir Next" w:eastAsia="Avenir Next"/>
-                <w:color w:val="1A1A1A"/>
-                <w:sz w:val="20"/>
-                <w:szCs w:val="20"/>
-              </w:rPr>
               <w:tab/>
             </w:r>
             <w:r>
@@ -1834,7 +1838,7 @@
                 <w:rFonts w:ascii="Avenir Next" w:hAnsi="Avenir Next" w:cs="Avenir Next" w:eastAsia="Avenir Next"/>
                 <w:b/>
                 <w:color w:val="1A1A1A"/>
-                <w:sz w:val="20"/>
+                <w:sz w:val="22"/>
                 <w:szCs w:val="20"/>
               </w:rPr>
               <w:t xml:space="preserve">Lab Station.  </w:t>
@@ -1843,7 +1847,7 @@
               <w:rPr>
                 <w:rFonts w:ascii="Avenir Next" w:hAnsi="Avenir Next" w:cs="Avenir Next" w:eastAsia="Avenir Next"/>
                 <w:color w:val="1A1A1A"/>
-                <w:sz w:val="20"/>
+                <w:sz w:val="22"/>
                 <w:szCs w:val="20"/>
               </w:rPr>
               <w:t xml:space="preserve">A lab station may hold at most 6 students. Write an inequality for </w:t>
@@ -1853,7 +1857,7 @@
                 <w:rFonts w:ascii="Avenir Next" w:hAnsi="Avenir Next" w:cs="Avenir Next" w:eastAsia="Avenir Next"/>
                 <w:i/>
                 <w:color w:val="1A1A1A"/>
-                <w:sz w:val="20"/>
+                <w:sz w:val="22"/>
                 <w:szCs w:val="20"/>
               </w:rPr>
               <w:t xml:space="preserve">s</w:t>
@@ -1862,7 +1866,7 @@
               <w:rPr>
                 <w:rFonts w:ascii="Avenir Next" w:hAnsi="Avenir Next" w:cs="Avenir Next" w:eastAsia="Avenir Next"/>
                 <w:color w:val="1A1A1A"/>
-                <w:sz w:val="20"/>
+                <w:sz w:val="22"/>
                 <w:szCs w:val="20"/>
               </w:rPr>
               <w:t xml:space="preserve">. Is 6 a solution?</w:t>
@@ -1879,7 +1883,7 @@
                 <w:rFonts w:ascii="Avenir Next" w:hAnsi="Avenir Next" w:cs="Avenir Next" w:eastAsia="Avenir Next"/>
                 <w:b/>
                 <w:color w:val="003A70"/>
-                <w:sz w:val="17"/>
+                <w:sz w:val="22"/>
                 <w:szCs w:val="17"/>
               </w:rPr>
               <w:t xml:space="preserve">Hint  </w:t>
@@ -1889,7 +1893,7 @@
                 <w:rFonts w:ascii="Avenir Next" w:hAnsi="Avenir Next" w:cs="Avenir Next" w:eastAsia="Avenir Next"/>
                 <w:i/>
                 <w:color w:val="5A5F66"/>
-                <w:sz w:val="17"/>
+                <w:sz w:val="22"/>
                 <w:szCs w:val="17"/>
               </w:rPr>
               <w:t xml:space="preserve">“At most” includes the boundary.</w:t>
@@ -1897,7 +1901,7 @@
           </w:p>
           <w:p>
             <w:pPr>
-              <w:spacing w:before="0" w:after="0" w:line="60" w:lineRule="auto"/>
+              <w:spacing w:before="0" w:after="0" w:line="50" w:lineRule="exact"/>
             </w:pPr>
           </w:p>
           <w:tbl>
@@ -1966,7 +1970,7 @@
                 <w:rFonts w:ascii="Avenir Next" w:hAnsi="Avenir Next" w:cs="Avenir Next" w:eastAsia="Avenir Next"/>
                 <w:b/>
                 <w:color w:val="1A1A1A"/>
-                <w:sz w:val="18"/>
+                <w:sz w:val="22"/>
                 <w:szCs w:val="18"/>
               </w:rPr>
               <w:t xml:space="preserve">Answer</w:t>
@@ -1986,12 +1990,12 @@
     </w:tbl>
     <w:p>
       <w:pPr>
-        <w:spacing w:before="0" w:after="0" w:line="20" w:lineRule="exact"/>
+        <w:spacing w:before="0" w:after="0" w:line="50" w:lineRule="exact"/>
       </w:pPr>
     </w:p>
     <w:p>
       <w:pPr>
-        <w:spacing w:before="0" w:after="0" w:line="20" w:lineRule="exact"/>
+        <w:spacing w:before="0" w:after="0" w:line="50" w:lineRule="exact"/>
       </w:pPr>
     </w:p>
     <w:tbl>
@@ -2041,18 +2045,18 @@
                 <w:rFonts w:ascii="Avenir Next" w:hAnsi="Avenir Next" w:cs="Avenir Next" w:eastAsia="Avenir Next"/>
                 <w:b/>
                 <w:color w:val="1A1A1A"/>
+                <w:sz w:val="22"/>
+                <w:szCs w:val="20"/>
+              </w:rPr>
+              <w:t xml:space="preserve">6.</w:t>
+            </w:r>
+            <w:r>
+              <w:rPr>
+                <w:rFonts w:ascii="Avenir Next" w:hAnsi="Avenir Next" w:cs="Avenir Next" w:eastAsia="Avenir Next"/>
+                <w:color w:val="1A1A1A"/>
                 <w:sz w:val="20"/>
                 <w:szCs w:val="20"/>
               </w:rPr>
-              <w:t xml:space="preserve">6.</w:t>
-            </w:r>
-            <w:r>
-              <w:rPr>
-                <w:rFonts w:ascii="Avenir Next" w:hAnsi="Avenir Next" w:cs="Avenir Next" w:eastAsia="Avenir Next"/>
-                <w:color w:val="1A1A1A"/>
-                <w:sz w:val="20"/>
-                <w:szCs w:val="20"/>
-              </w:rPr>
               <w:tab/>
             </w:r>
             <w:r>
@@ -2060,7 +2064,7 @@
                 <w:rFonts w:ascii="Avenir Next" w:hAnsi="Avenir Next" w:cs="Avenir Next" w:eastAsia="Avenir Next"/>
                 <w:b/>
                 <w:color w:val="1A1A1A"/>
-                <w:sz w:val="20"/>
+                <w:sz w:val="22"/>
                 <w:szCs w:val="20"/>
               </w:rPr>
               <w:t xml:space="preserve">Parade Float.  </w:t>
@@ -2069,7 +2073,7 @@
               <w:rPr>
                 <w:rFonts w:ascii="Avenir Next" w:hAnsi="Avenir Next" w:cs="Avenir Next" w:eastAsia="Avenir Next"/>
                 <w:color w:val="1A1A1A"/>
-                <w:sz w:val="20"/>
+                <w:sz w:val="22"/>
                 <w:szCs w:val="20"/>
               </w:rPr>
               <w:t xml:space="preserve">A float must be shorter than 13 feet to pass under a bridge.</w:t>
@@ -2086,7 +2090,7 @@
                 <w:rFonts w:ascii="Avenir Next" w:hAnsi="Avenir Next" w:cs="Avenir Next" w:eastAsia="Avenir Next"/>
                 <w:b/>
                 <w:color w:val="003A70"/>
-                <w:sz w:val="17"/>
+                <w:sz w:val="22"/>
                 <w:szCs w:val="17"/>
               </w:rPr>
               <w:t xml:space="preserve">Hint  </w:t>
@@ -2096,7 +2100,7 @@
                 <w:rFonts w:ascii="Avenir Next" w:hAnsi="Avenir Next" w:cs="Avenir Next" w:eastAsia="Avenir Next"/>
                 <w:i/>
                 <w:color w:val="5A5F66"/>
-                <w:sz w:val="17"/>
+                <w:sz w:val="22"/>
                 <w:szCs w:val="17"/>
               </w:rPr>
               <w:t xml:space="preserve">“Shorter than” leaves the boundary out.</w:t>
@@ -2112,7 +2116,7 @@
               <w:drawing>
                 <wp:inline distT="0" distB="0" distL="0" distR="0">
                   <wp:extent cx="5120640" cy="566928"/>
-                  <wp:docPr id="3" name="Figure 3"/>
+                  <wp:docPr id="3" name="Figure 3" descr="Number line from 8 to 18, ticks every 1."/>
                   <a:graphic xmlns:a="http://schemas.openxmlformats.org/drawingml/2006/main">
                     <a:graphicData uri="http://schemas.openxmlformats.org/drawingml/2006/picture">
                       <pic:pic xmlns:pic="http://schemas.openxmlformats.org/drawingml/2006/picture">
@@ -2156,25 +2160,25 @@
                 <w:rFonts w:ascii="Avenir Next" w:hAnsi="Avenir Next" w:cs="Avenir Next" w:eastAsia="Avenir Next"/>
                 <w:b/>
                 <w:color w:val="003A70"/>
+                <w:sz w:val="22"/>
+                <w:szCs w:val="20"/>
+              </w:rPr>
+              <w:t xml:space="preserve">a.</w:t>
+            </w:r>
+            <w:r>
+              <w:rPr>
+                <w:rFonts w:ascii="Avenir Next" w:hAnsi="Avenir Next" w:cs="Avenir Next" w:eastAsia="Avenir Next"/>
+                <w:color w:val="1A1A1A"/>
                 <w:sz w:val="20"/>
                 <w:szCs w:val="20"/>
               </w:rPr>
-              <w:t xml:space="preserve">a.</w:t>
-            </w:r>
-            <w:r>
-              <w:rPr>
-                <w:rFonts w:ascii="Avenir Next" w:hAnsi="Avenir Next" w:cs="Avenir Next" w:eastAsia="Avenir Next"/>
-                <w:color w:val="1A1A1A"/>
-                <w:sz w:val="20"/>
-                <w:szCs w:val="20"/>
-              </w:rPr>
               <w:tab/>
             </w:r>
             <w:r>
               <w:rPr>
                 <w:rFonts w:ascii="Avenir Next" w:hAnsi="Avenir Next" w:cs="Avenir Next" w:eastAsia="Avenir Next"/>
                 <w:color w:val="1A1A1A"/>
-                <w:sz w:val="20"/>
+                <w:sz w:val="22"/>
                 <w:szCs w:val="20"/>
               </w:rPr>
               <w:t xml:space="preserve">Write an inequality for </w:t>
@@ -2184,7 +2188,7 @@
                 <w:rFonts w:ascii="Avenir Next" w:hAnsi="Avenir Next" w:cs="Avenir Next" w:eastAsia="Avenir Next"/>
                 <w:i/>
                 <w:color w:val="1A1A1A"/>
-                <w:sz w:val="20"/>
+                <w:sz w:val="22"/>
                 <w:szCs w:val="20"/>
               </w:rPr>
               <w:t xml:space="preserve">h</w:t>
@@ -2193,7 +2197,7 @@
               <w:rPr>
                 <w:rFonts w:ascii="Avenir Next" w:hAnsi="Avenir Next" w:cs="Avenir Next" w:eastAsia="Avenir Next"/>
                 <w:color w:val="1A1A1A"/>
-                <w:sz w:val="20"/>
+                <w:sz w:val="22"/>
                 <w:szCs w:val="20"/>
               </w:rPr>
               <w:t xml:space="preserve">.</w:t>
@@ -2232,25 +2236,25 @@
                 <w:rFonts w:ascii="Avenir Next" w:hAnsi="Avenir Next" w:cs="Avenir Next" w:eastAsia="Avenir Next"/>
                 <w:b/>
                 <w:color w:val="003A70"/>
+                <w:sz w:val="22"/>
+                <w:szCs w:val="20"/>
+              </w:rPr>
+              <w:t xml:space="preserve">b.</w:t>
+            </w:r>
+            <w:r>
+              <w:rPr>
+                <w:rFonts w:ascii="Avenir Next" w:hAnsi="Avenir Next" w:cs="Avenir Next" w:eastAsia="Avenir Next"/>
+                <w:color w:val="1A1A1A"/>
                 <w:sz w:val="20"/>
                 <w:szCs w:val="20"/>
               </w:rPr>
-              <w:t xml:space="preserve">b.</w:t>
-            </w:r>
-            <w:r>
-              <w:rPr>
-                <w:rFonts w:ascii="Avenir Next" w:hAnsi="Avenir Next" w:cs="Avenir Next" w:eastAsia="Avenir Next"/>
-                <w:color w:val="1A1A1A"/>
-                <w:sz w:val="20"/>
-                <w:szCs w:val="20"/>
-              </w:rPr>
               <w:tab/>
             </w:r>
             <w:r>
               <w:rPr>
                 <w:rFonts w:ascii="Avenir Next" w:hAnsi="Avenir Next" w:cs="Avenir Next" w:eastAsia="Avenir Next"/>
                 <w:color w:val="1A1A1A"/>
-                <w:sz w:val="20"/>
+                <w:sz w:val="22"/>
                 <w:szCs w:val="20"/>
               </w:rPr>
               <w:t xml:space="preserve">Graph it on the number line.</w:t>
@@ -2261,12 +2265,12 @@
     </w:tbl>
     <w:p>
       <w:pPr>
-        <w:spacing w:before="0" w:after="0" w:line="20" w:lineRule="exact"/>
+        <w:spacing w:before="0" w:after="0" w:line="50" w:lineRule="exact"/>
       </w:pPr>
     </w:p>
     <w:p>
       <w:pPr>
-        <w:spacing w:before="0" w:after="0" w:line="20" w:lineRule="exact"/>
+        <w:spacing w:before="0" w:after="0" w:line="50" w:lineRule="exact"/>
       </w:pPr>
     </w:p>
     <w:tbl>
@@ -2316,18 +2320,18 @@
                 <w:rFonts w:ascii="Avenir Next" w:hAnsi="Avenir Next" w:cs="Avenir Next" w:eastAsia="Avenir Next"/>
                 <w:b/>
                 <w:color w:val="1A1A1A"/>
+                <w:sz w:val="22"/>
+                <w:szCs w:val="20"/>
+              </w:rPr>
+              <w:t xml:space="preserve">7.</w:t>
+            </w:r>
+            <w:r>
+              <w:rPr>
+                <w:rFonts w:ascii="Avenir Next" w:hAnsi="Avenir Next" w:cs="Avenir Next" w:eastAsia="Avenir Next"/>
+                <w:color w:val="1A1A1A"/>
                 <w:sz w:val="20"/>
                 <w:szCs w:val="20"/>
               </w:rPr>
-              <w:t xml:space="preserve">7.</w:t>
-            </w:r>
-            <w:r>
-              <w:rPr>
-                <w:rFonts w:ascii="Avenir Next" w:hAnsi="Avenir Next" w:cs="Avenir Next" w:eastAsia="Avenir Next"/>
-                <w:color w:val="1A1A1A"/>
-                <w:sz w:val="20"/>
-                <w:szCs w:val="20"/>
-              </w:rPr>
               <w:tab/>
             </w:r>
             <w:r>
@@ -2335,7 +2339,7 @@
                 <w:rFonts w:ascii="Avenir Next" w:hAnsi="Avenir Next" w:cs="Avenir Next" w:eastAsia="Avenir Next"/>
                 <w:b/>
                 <w:color w:val="1A1A1A"/>
-                <w:sz w:val="20"/>
+                <w:sz w:val="22"/>
                 <w:szCs w:val="20"/>
               </w:rPr>
               <w:t xml:space="preserve">Name Solutions.  </w:t>
@@ -2344,7 +2348,7 @@
               <w:rPr>
                 <w:rFonts w:ascii="Avenir Next" w:hAnsi="Avenir Next" w:cs="Avenir Next" w:eastAsia="Avenir Next"/>
                 <w:color w:val="1A1A1A"/>
-                <w:sz w:val="20"/>
+                <w:sz w:val="22"/>
                 <w:szCs w:val="20"/>
               </w:rPr>
               <w:t xml:space="preserve">For </w:t>
@@ -2354,7 +2358,7 @@
                 <w:rFonts w:ascii="Avenir Next" w:hAnsi="Avenir Next" w:cs="Avenir Next" w:eastAsia="Avenir Next"/>
                 <w:i/>
                 <w:color w:val="1A1A1A"/>
-                <w:sz w:val="20"/>
+                <w:sz w:val="22"/>
                 <w:szCs w:val="20"/>
               </w:rPr>
               <w:t xml:space="preserve">n</w:t>
@@ -2363,7 +2367,7 @@
               <w:rPr>
                 <w:rFonts w:ascii="Avenir Next" w:hAnsi="Avenir Next" w:cs="Avenir Next" w:eastAsia="Avenir Next"/>
                 <w:color w:val="1A1A1A"/>
-                <w:sz w:val="20"/>
+                <w:sz w:val="22"/>
                 <w:szCs w:val="20"/>
               </w:rPr>
               <w:t xml:space="preserve"> &gt; 4, name three solutions and one number that is not a solution.</w:t>
@@ -2371,7 +2375,7 @@
           </w:p>
           <w:p>
             <w:pPr>
-              <w:spacing w:before="0" w:after="0" w:line="60" w:lineRule="auto"/>
+              <w:spacing w:before="0" w:after="0" w:line="50" w:lineRule="exact"/>
             </w:pPr>
           </w:p>
           <w:tbl>
@@ -2440,7 +2444,7 @@
                 <w:rFonts w:ascii="Avenir Next" w:hAnsi="Avenir Next" w:cs="Avenir Next" w:eastAsia="Avenir Next"/>
                 <w:b/>
                 <w:color w:val="1A1A1A"/>
-                <w:sz w:val="18"/>
+                <w:sz w:val="22"/>
                 <w:szCs w:val="18"/>
               </w:rPr>
               <w:t xml:space="preserve">Answer</w:t>
@@ -2460,12 +2464,12 @@
     </w:tbl>
     <w:p>
       <w:pPr>
-        <w:spacing w:before="0" w:after="0" w:line="20" w:lineRule="exact"/>
+        <w:spacing w:before="0" w:after="0" w:line="50" w:lineRule="exact"/>
       </w:pPr>
     </w:p>
     <w:p>
       <w:pPr>
-        <w:spacing w:before="0" w:after="0" w:line="20" w:lineRule="exact"/>
+        <w:spacing w:before="0" w:after="0" w:line="50" w:lineRule="exact"/>
       </w:pPr>
     </w:p>
     <w:tbl>
@@ -2515,18 +2519,18 @@
                 <w:rFonts w:ascii="Avenir Next" w:hAnsi="Avenir Next" w:cs="Avenir Next" w:eastAsia="Avenir Next"/>
                 <w:b/>
                 <w:color w:val="1A1A1A"/>
+                <w:sz w:val="22"/>
+                <w:szCs w:val="20"/>
+              </w:rPr>
+              <w:t xml:space="preserve">8.</w:t>
+            </w:r>
+            <w:r>
+              <w:rPr>
+                <w:rFonts w:ascii="Avenir Next" w:hAnsi="Avenir Next" w:cs="Avenir Next" w:eastAsia="Avenir Next"/>
+                <w:color w:val="1A1A1A"/>
                 <w:sz w:val="20"/>
                 <w:szCs w:val="20"/>
               </w:rPr>
-              <w:t xml:space="preserve">8.</w:t>
-            </w:r>
-            <w:r>
-              <w:rPr>
-                <w:rFonts w:ascii="Avenir Next" w:hAnsi="Avenir Next" w:cs="Avenir Next" w:eastAsia="Avenir Next"/>
-                <w:color w:val="1A1A1A"/>
-                <w:sz w:val="20"/>
-                <w:szCs w:val="20"/>
-              </w:rPr>
               <w:tab/>
             </w:r>
             <w:r>
@@ -2534,7 +2538,7 @@
                 <w:rFonts w:ascii="Avenir Next" w:hAnsi="Avenir Next" w:cs="Avenir Next" w:eastAsia="Avenir Next"/>
                 <w:b/>
                 <w:color w:val="1A1A1A"/>
-                <w:sz w:val="20"/>
+                <w:sz w:val="22"/>
                 <w:szCs w:val="20"/>
               </w:rPr>
               <w:t xml:space="preserve">Delivery Limit.  </w:t>
@@ -2543,7 +2547,7 @@
               <w:rPr>
                 <w:rFonts w:ascii="Avenir Next" w:hAnsi="Avenir Next" w:cs="Avenir Next" w:eastAsia="Avenir Next"/>
                 <w:color w:val="1A1A1A"/>
-                <w:sz w:val="20"/>
+                <w:sz w:val="22"/>
                 <w:szCs w:val="20"/>
               </w:rPr>
               <w:t xml:space="preserve">A van’s load, </w:t>
@@ -2553,7 +2557,7 @@
                 <w:rFonts w:ascii="Avenir Next" w:hAnsi="Avenir Next" w:cs="Avenir Next" w:eastAsia="Avenir Next"/>
                 <w:i/>
                 <w:color w:val="1A1A1A"/>
-                <w:sz w:val="20"/>
+                <w:sz w:val="22"/>
                 <w:szCs w:val="20"/>
               </w:rPr>
               <w:t xml:space="preserve">w</w:t>
@@ -2562,7 +2566,7 @@
               <w:rPr>
                 <w:rFonts w:ascii="Avenir Next" w:hAnsi="Avenir Next" w:cs="Avenir Next" w:eastAsia="Avenir Next"/>
                 <w:color w:val="1A1A1A"/>
-                <w:sz w:val="20"/>
+                <w:sz w:val="22"/>
                 <w:szCs w:val="20"/>
               </w:rPr>
               <w:t xml:space="preserve">, must be at least 40 pounds and at most 800 pounds.</w:t>
@@ -2582,25 +2586,25 @@
                 <w:rFonts w:ascii="Avenir Next" w:hAnsi="Avenir Next" w:cs="Avenir Next" w:eastAsia="Avenir Next"/>
                 <w:b/>
                 <w:color w:val="003A70"/>
+                <w:sz w:val="22"/>
+                <w:szCs w:val="20"/>
+              </w:rPr>
+              <w:t xml:space="preserve">a.</w:t>
+            </w:r>
+            <w:r>
+              <w:rPr>
+                <w:rFonts w:ascii="Avenir Next" w:hAnsi="Avenir Next" w:cs="Avenir Next" w:eastAsia="Avenir Next"/>
+                <w:color w:val="1A1A1A"/>
                 <w:sz w:val="20"/>
                 <w:szCs w:val="20"/>
               </w:rPr>
-              <w:t xml:space="preserve">a.</w:t>
-            </w:r>
-            <w:r>
-              <w:rPr>
-                <w:rFonts w:ascii="Avenir Next" w:hAnsi="Avenir Next" w:cs="Avenir Next" w:eastAsia="Avenir Next"/>
-                <w:color w:val="1A1A1A"/>
-                <w:sz w:val="20"/>
-                <w:szCs w:val="20"/>
-              </w:rPr>
               <w:tab/>
             </w:r>
             <w:r>
               <w:rPr>
                 <w:rFonts w:ascii="Avenir Next" w:hAnsi="Avenir Next" w:cs="Avenir Next" w:eastAsia="Avenir Next"/>
                 <w:color w:val="1A1A1A"/>
-                <w:sz w:val="20"/>
+                <w:sz w:val="22"/>
                 <w:szCs w:val="20"/>
               </w:rPr>
               <w:t xml:space="preserve">Write both inequalities.</w:t>
@@ -2639,25 +2643,25 @@
                 <w:rFonts w:ascii="Avenir Next" w:hAnsi="Avenir Next" w:cs="Avenir Next" w:eastAsia="Avenir Next"/>
                 <w:b/>
                 <w:color w:val="003A70"/>
+                <w:sz w:val="22"/>
+                <w:szCs w:val="20"/>
+              </w:rPr>
+              <w:t xml:space="preserve">b.</w:t>
+            </w:r>
+            <w:r>
+              <w:rPr>
+                <w:rFonts w:ascii="Avenir Next" w:hAnsi="Avenir Next" w:cs="Avenir Next" w:eastAsia="Avenir Next"/>
+                <w:color w:val="1A1A1A"/>
                 <w:sz w:val="20"/>
                 <w:szCs w:val="20"/>
               </w:rPr>
-              <w:t xml:space="preserve">b.</w:t>
-            </w:r>
-            <w:r>
-              <w:rPr>
-                <w:rFonts w:ascii="Avenir Next" w:hAnsi="Avenir Next" w:cs="Avenir Next" w:eastAsia="Avenir Next"/>
-                <w:color w:val="1A1A1A"/>
-                <w:sz w:val="20"/>
-                <w:szCs w:val="20"/>
-              </w:rPr>
               <w:tab/>
             </w:r>
             <w:r>
               <w:rPr>
                 <w:rFonts w:ascii="Avenir Next" w:hAnsi="Avenir Next" w:cs="Avenir Next" w:eastAsia="Avenir Next"/>
                 <w:color w:val="1A1A1A"/>
-                <w:sz w:val="20"/>
+                <w:sz w:val="22"/>
                 <w:szCs w:val="20"/>
               </w:rPr>
               <w:t xml:space="preserve">Name three loads that fit both rules.</w:t>
@@ -2696,25 +2700,25 @@
                 <w:rFonts w:ascii="Avenir Next" w:hAnsi="Avenir Next" w:cs="Avenir Next" w:eastAsia="Avenir Next"/>
                 <w:b/>
                 <w:color w:val="003A70"/>
+                <w:sz w:val="22"/>
+                <w:szCs w:val="20"/>
+              </w:rPr>
+              <w:t xml:space="preserve">c.</w:t>
+            </w:r>
+            <w:r>
+              <w:rPr>
+                <w:rFonts w:ascii="Avenir Next" w:hAnsi="Avenir Next" w:cs="Avenir Next" w:eastAsia="Avenir Next"/>
+                <w:color w:val="1A1A1A"/>
                 <w:sz w:val="20"/>
                 <w:szCs w:val="20"/>
               </w:rPr>
-              <w:t xml:space="preserve">c.</w:t>
-            </w:r>
-            <w:r>
-              <w:rPr>
-                <w:rFonts w:ascii="Avenir Next" w:hAnsi="Avenir Next" w:cs="Avenir Next" w:eastAsia="Avenir Next"/>
-                <w:color w:val="1A1A1A"/>
-                <w:sz w:val="20"/>
-                <w:szCs w:val="20"/>
-              </w:rPr>
               <w:tab/>
             </w:r>
             <w:r>
               <w:rPr>
                 <w:rFonts w:ascii="Avenir Next" w:hAnsi="Avenir Next" w:cs="Avenir Next" w:eastAsia="Avenir Next"/>
                 <w:color w:val="1A1A1A"/>
-                <w:sz w:val="20"/>
+                <w:sz w:val="22"/>
                 <w:szCs w:val="20"/>
               </w:rPr>
               <w:t xml:space="preserve">Why is 800 pounds allowed but 801 pounds is not?</w:t>
@@ -2744,11 +2748,12 @@
     </w:tbl>
     <w:p>
       <w:pPr>
-        <w:spacing w:before="0" w:after="0" w:line="20" w:lineRule="exact"/>
+        <w:spacing w:before="0" w:after="0" w:line="50" w:lineRule="exact"/>
       </w:pPr>
     </w:p>
     <w:p>
       <w:pPr>
+        <w:pStyle w:val="Heading2"/>
         <w:keepNext/>
         <w:pBdr>
           <w:bottom w:val="single" w:sz="8" w:space="3" w:color="003A70"/>
@@ -2764,7 +2769,7 @@
           <w:b/>
           <w:color w:val="003A70"/>
           <w:spacing w:val="14"/>
-          <w:sz w:val="19"/>
+          <w:sz w:val="22"/>
           <w:szCs w:val="19"/>
         </w:rPr>
         <w:t xml:space="preserve">FIND THE ERROR</w:t>
@@ -2783,7 +2788,7 @@
           <w:rFonts w:ascii="Avenir Next" w:hAnsi="Avenir Next" w:cs="Avenir Next" w:eastAsia="Avenir Next"/>
           <w:i/>
           <w:color w:val="5A5F66"/>
-          <w:sz w:val="17"/>
+          <w:sz w:val="22"/>
           <w:szCs w:val="17"/>
         </w:rPr>
         <w:t xml:space="preserve">explain the mistake, then fix it</w:t>
@@ -2791,7 +2796,7 @@
     </w:p>
     <w:p>
       <w:pPr>
-        <w:spacing w:before="0" w:after="0" w:line="20" w:lineRule="exact"/>
+        <w:spacing w:before="0" w:after="0" w:line="50" w:lineRule="exact"/>
       </w:pPr>
     </w:p>
     <w:tbl>
@@ -2841,18 +2846,18 @@
                 <w:rFonts w:ascii="Avenir Next" w:hAnsi="Avenir Next" w:cs="Avenir Next" w:eastAsia="Avenir Next"/>
                 <w:b/>
                 <w:color w:val="1A1A1A"/>
+                <w:sz w:val="22"/>
+                <w:szCs w:val="20"/>
+              </w:rPr>
+              <w:t xml:space="preserve">9.</w:t>
+            </w:r>
+            <w:r>
+              <w:rPr>
+                <w:rFonts w:ascii="Avenir Next" w:hAnsi="Avenir Next" w:cs="Avenir Next" w:eastAsia="Avenir Next"/>
+                <w:color w:val="1A1A1A"/>
                 <w:sz w:val="20"/>
                 <w:szCs w:val="20"/>
               </w:rPr>
-              <w:t xml:space="preserve">9.</w:t>
-            </w:r>
-            <w:r>
-              <w:rPr>
-                <w:rFonts w:ascii="Avenir Next" w:hAnsi="Avenir Next" w:cs="Avenir Next" w:eastAsia="Avenir Next"/>
-                <w:color w:val="1A1A1A"/>
-                <w:sz w:val="20"/>
-                <w:szCs w:val="20"/>
-              </w:rPr>
               <w:tab/>
             </w:r>
             <w:r>
@@ -2860,7 +2865,7 @@
                 <w:rFonts w:ascii="Avenir Next" w:hAnsi="Avenir Next" w:cs="Avenir Next" w:eastAsia="Avenir Next"/>
                 <w:b/>
                 <w:color w:val="1A1A1A"/>
-                <w:sz w:val="20"/>
+                <w:sz w:val="22"/>
                 <w:szCs w:val="20"/>
               </w:rPr>
               <w:t xml:space="preserve">Theo’s Work.  </w:t>
@@ -2869,7 +2874,7 @@
               <w:rPr>
                 <w:rFonts w:ascii="Avenir Next" w:hAnsi="Avenir Next" w:cs="Avenir Next" w:eastAsia="Avenir Next"/>
                 <w:color w:val="1A1A1A"/>
-                <w:sz w:val="20"/>
+                <w:sz w:val="22"/>
                 <w:szCs w:val="20"/>
               </w:rPr>
               <w:t xml:space="preserve">A study hall may seat at most 32 students. Theo wrote </w:t>
@@ -2879,7 +2884,7 @@
                 <w:rFonts w:ascii="Avenir Next" w:hAnsi="Avenir Next" w:cs="Avenir Next" w:eastAsia="Avenir Next"/>
                 <w:i/>
                 <w:color w:val="1A1A1A"/>
-                <w:sz w:val="20"/>
+                <w:sz w:val="22"/>
                 <w:szCs w:val="20"/>
               </w:rPr>
               <w:t xml:space="preserve">s</w:t>
@@ -2888,7 +2893,7 @@
               <w:rPr>
                 <w:rFonts w:ascii="Avenir Next" w:hAnsi="Avenir Next" w:cs="Avenir Next" w:eastAsia="Avenir Next"/>
                 <w:color w:val="1A1A1A"/>
-                <w:sz w:val="20"/>
+                <w:sz w:val="22"/>
                 <w:szCs w:val="20"/>
               </w:rPr>
               <w:t xml:space="preserve"> &lt; 32. Explain his mistake. Write the correct inequality.</w:t>
@@ -2934,7 +2939,7 @@
                 </w:tcPr>
                 <w:p>
                   <w:pPr>
-                    <w:spacing w:before="0" w:after="0" w:line="240" w:lineRule="auto"/>
+                    <w:spacing w:before="0" w:after="0" w:line="50" w:lineRule="exact"/>
                   </w:pPr>
                 </w:p>
               </w:tc>
@@ -2954,7 +2959,7 @@
                 </w:tcPr>
                 <w:p>
                   <w:pPr>
-                    <w:spacing w:before="0" w:after="0" w:line="240" w:lineRule="auto"/>
+                    <w:spacing w:before="0" w:after="0" w:line="50" w:lineRule="exact"/>
                   </w:pPr>
                 </w:p>
               </w:tc>
@@ -2974,7 +2979,7 @@
                 </w:tcPr>
                 <w:p>
                   <w:pPr>
-                    <w:spacing w:before="0" w:after="0" w:line="240" w:lineRule="auto"/>
+                    <w:spacing w:before="0" w:after="0" w:line="50" w:lineRule="exact"/>
                   </w:pPr>
                 </w:p>
               </w:tc>
@@ -2982,7 +2987,7 @@
           </w:tbl>
           <w:p>
             <w:pPr>
-              <w:spacing w:before="0" w:after="0" w:line="24" w:lineRule="auto"/>
+              <w:spacing w:before="0" w:after="0" w:line="50" w:lineRule="exact"/>
             </w:pPr>
           </w:p>
         </w:tc>
@@ -2990,11 +2995,12 @@
     </w:tbl>
     <w:p>
       <w:pPr>
-        <w:spacing w:before="0" w:after="0" w:line="20" w:lineRule="exact"/>
+        <w:spacing w:before="0" w:after="0" w:line="50" w:lineRule="exact"/>
       </w:pPr>
     </w:p>
     <w:p>
       <w:pPr>
+        <w:pStyle w:val="Heading2"/>
         <w:keepNext/>
         <w:pBdr>
           <w:bottom w:val="single" w:sz="8" w:space="3" w:color="003A70"/>
@@ -3010,7 +3016,7 @@
           <w:b/>
           <w:color w:val="003A70"/>
           <w:spacing w:val="14"/>
-          <w:sz w:val="19"/>
+          <w:sz w:val="22"/>
           <w:szCs w:val="19"/>
         </w:rPr>
         <w:t xml:space="preserve">TEST PRACTICE</w:t>
@@ -3029,7 +3035,7 @@
           <w:rFonts w:ascii="Avenir Next" w:hAnsi="Avenir Next" w:cs="Avenir Next" w:eastAsia="Avenir Next"/>
           <w:i/>
           <w:color w:val="5A5F66"/>
-          <w:sz w:val="17"/>
+          <w:sz w:val="22"/>
           <w:szCs w:val="17"/>
         </w:rPr>
         <w:t xml:space="preserve">choose the best answer</w:t>
@@ -3037,7 +3043,7 @@
     </w:p>
     <w:p>
       <w:pPr>
-        <w:spacing w:before="0" w:after="0" w:line="20" w:lineRule="exact"/>
+        <w:spacing w:before="0" w:after="0" w:line="50" w:lineRule="exact"/>
       </w:pPr>
     </w:p>
     <w:tbl>
@@ -3087,25 +3093,25 @@
                 <w:rFonts w:ascii="Avenir Next" w:hAnsi="Avenir Next" w:cs="Avenir Next" w:eastAsia="Avenir Next"/>
                 <w:b/>
                 <w:color w:val="1A1A1A"/>
+                <w:sz w:val="22"/>
+                <w:szCs w:val="20"/>
+              </w:rPr>
+              <w:t xml:space="preserve">10.</w:t>
+            </w:r>
+            <w:r>
+              <w:rPr>
+                <w:rFonts w:ascii="Avenir Next" w:hAnsi="Avenir Next" w:cs="Avenir Next" w:eastAsia="Avenir Next"/>
+                <w:color w:val="1A1A1A"/>
                 <w:sz w:val="20"/>
                 <w:szCs w:val="20"/>
               </w:rPr>
-              <w:t xml:space="preserve">10.</w:t>
-            </w:r>
-            <w:r>
-              <w:rPr>
-                <w:rFonts w:ascii="Avenir Next" w:hAnsi="Avenir Next" w:cs="Avenir Next" w:eastAsia="Avenir Next"/>
-                <w:color w:val="1A1A1A"/>
-                <w:sz w:val="20"/>
-                <w:szCs w:val="20"/>
-              </w:rPr>
               <w:tab/>
             </w:r>
             <w:r>
               <w:rPr>
                 <w:rFonts w:ascii="Avenir Next" w:hAnsi="Avenir Next" w:cs="Avenir Next" w:eastAsia="Avenir Next"/>
                 <w:color w:val="1A1A1A"/>
-                <w:sz w:val="20"/>
+                <w:sz w:val="22"/>
                 <w:szCs w:val="20"/>
               </w:rPr>
               <w:t xml:space="preserve">Which value is a solution of </w:t>
@@ -3115,7 +3121,7 @@
                 <w:rFonts w:ascii="Avenir Next" w:hAnsi="Avenir Next" w:cs="Avenir Next" w:eastAsia="Avenir Next"/>
                 <w:i/>
                 <w:color w:val="1A1A1A"/>
-                <w:sz w:val="20"/>
+                <w:sz w:val="22"/>
                 <w:szCs w:val="20"/>
               </w:rPr>
               <w:t xml:space="preserve">n</w:t>
@@ -3124,7 +3130,7 @@
               <w:rPr>
                 <w:rFonts w:ascii="Avenir Next" w:hAnsi="Avenir Next" w:cs="Avenir Next" w:eastAsia="Avenir Next"/>
                 <w:color w:val="1A1A1A"/>
-                <w:sz w:val="20"/>
+                <w:sz w:val="22"/>
                 <w:szCs w:val="20"/>
               </w:rPr>
               <w:t xml:space="preserve"> ≤ 9?</w:t>
@@ -3180,7 +3186,7 @@
                       <w:rFonts w:ascii="Avenir Next" w:hAnsi="Avenir Next" w:cs="Avenir Next" w:eastAsia="Avenir Next"/>
                       <w:b/>
                       <w:color w:val="003A70"/>
-                      <w:sz w:val="19"/>
+                      <w:sz w:val="22"/>
                       <w:szCs w:val="19"/>
                     </w:rPr>
                     <w:t xml:space="preserve">A</w:t>
@@ -3198,7 +3204,7 @@
                     <w:rPr>
                       <w:rFonts w:ascii="Avenir Next" w:hAnsi="Avenir Next" w:cs="Avenir Next" w:eastAsia="Avenir Next"/>
                       <w:color w:val="1A1A1A"/>
-                      <w:sz w:val="19"/>
+                      <w:sz w:val="22"/>
                       <w:szCs w:val="19"/>
                     </w:rPr>
                     <w:t xml:space="preserve">9</w:t>
@@ -3223,7 +3229,7 @@
                       <w:rFonts w:ascii="Avenir Next" w:hAnsi="Avenir Next" w:cs="Avenir Next" w:eastAsia="Avenir Next"/>
                       <w:b/>
                       <w:color w:val="003A70"/>
-                      <w:sz w:val="19"/>
+                      <w:sz w:val="22"/>
                       <w:szCs w:val="19"/>
                     </w:rPr>
                     <w:t xml:space="preserve">B</w:t>
@@ -3241,7 +3247,7 @@
                     <w:rPr>
                       <w:rFonts w:ascii="Avenir Next" w:hAnsi="Avenir Next" w:cs="Avenir Next" w:eastAsia="Avenir Next"/>
                       <w:color w:val="1A1A1A"/>
-                      <w:sz w:val="19"/>
+                      <w:sz w:val="22"/>
                       <w:szCs w:val="19"/>
                     </w:rPr>
                     <w:t xml:space="preserve">9.5</w:t>
@@ -3266,7 +3272,7 @@
                       <w:rFonts w:ascii="Avenir Next" w:hAnsi="Avenir Next" w:cs="Avenir Next" w:eastAsia="Avenir Next"/>
                       <w:b/>
                       <w:color w:val="003A70"/>
-                      <w:sz w:val="19"/>
+                      <w:sz w:val="22"/>
                       <w:szCs w:val="19"/>
                     </w:rPr>
                     <w:t xml:space="preserve">C</w:t>
@@ -3284,7 +3290,7 @@
                     <w:rPr>
                       <w:rFonts w:ascii="Avenir Next" w:hAnsi="Avenir Next" w:cs="Avenir Next" w:eastAsia="Avenir Next"/>
                       <w:color w:val="1A1A1A"/>
-                      <w:sz w:val="19"/>
+                      <w:sz w:val="22"/>
                       <w:szCs w:val="19"/>
                     </w:rPr>
                     <w:t xml:space="preserve">10</w:t>
@@ -3309,7 +3315,7 @@
                       <w:rFonts w:ascii="Avenir Next" w:hAnsi="Avenir Next" w:cs="Avenir Next" w:eastAsia="Avenir Next"/>
                       <w:b/>
                       <w:color w:val="003A70"/>
-                      <w:sz w:val="19"/>
+                      <w:sz w:val="22"/>
                       <w:szCs w:val="19"/>
                     </w:rPr>
                     <w:t xml:space="preserve">D</w:t>
@@ -3327,7 +3333,7 @@
                     <w:rPr>
                       <w:rFonts w:ascii="Avenir Next" w:hAnsi="Avenir Next" w:cs="Avenir Next" w:eastAsia="Avenir Next"/>
                       <w:color w:val="1A1A1A"/>
-                      <w:sz w:val="19"/>
+                      <w:sz w:val="22"/>
                       <w:szCs w:val="19"/>
                     </w:rPr>
                     <w:t xml:space="preserve">12</w:t>
@@ -3338,7 +3344,7 @@
           </w:tbl>
           <w:p>
             <w:pPr>
-              <w:spacing w:before="0" w:after="0" w:line="24" w:lineRule="auto"/>
+              <w:spacing w:before="0" w:after="0" w:line="50" w:lineRule="exact"/>
             </w:pPr>
           </w:p>
         </w:tc>
@@ -3346,12 +3352,12 @@
     </w:tbl>
     <w:p>
       <w:pPr>
-        <w:spacing w:before="0" w:after="0" w:line="20" w:lineRule="exact"/>
+        <w:spacing w:before="0" w:after="0" w:line="50" w:lineRule="exact"/>
       </w:pPr>
     </w:p>
     <w:p>
       <w:pPr>
-        <w:spacing w:before="0" w:after="0" w:line="20" w:lineRule="exact"/>
+        <w:spacing w:before="0" w:after="0" w:line="50" w:lineRule="exact"/>
       </w:pPr>
     </w:p>
     <w:tbl>
@@ -3401,25 +3407,25 @@
                 <w:rFonts w:ascii="Avenir Next" w:hAnsi="Avenir Next" w:cs="Avenir Next" w:eastAsia="Avenir Next"/>
                 <w:b/>
                 <w:color w:val="1A1A1A"/>
+                <w:sz w:val="22"/>
+                <w:szCs w:val="20"/>
+              </w:rPr>
+              <w:t xml:space="preserve">11.</w:t>
+            </w:r>
+            <w:r>
+              <w:rPr>
+                <w:rFonts w:ascii="Avenir Next" w:hAnsi="Avenir Next" w:cs="Avenir Next" w:eastAsia="Avenir Next"/>
+                <w:color w:val="1A1A1A"/>
                 <w:sz w:val="20"/>
                 <w:szCs w:val="20"/>
               </w:rPr>
-              <w:t xml:space="preserve">11.</w:t>
-            </w:r>
-            <w:r>
-              <w:rPr>
-                <w:rFonts w:ascii="Avenir Next" w:hAnsi="Avenir Next" w:cs="Avenir Next" w:eastAsia="Avenir Next"/>
-                <w:color w:val="1A1A1A"/>
-                <w:sz w:val="20"/>
-                <w:szCs w:val="20"/>
-              </w:rPr>
               <w:tab/>
             </w:r>
             <w:r>
               <w:rPr>
                 <w:rFonts w:ascii="Avenir Next" w:hAnsi="Avenir Next" w:cs="Avenir Next" w:eastAsia="Avenir Next"/>
                 <w:color w:val="1A1A1A"/>
-                <w:sz w:val="20"/>
+                <w:sz w:val="22"/>
                 <w:szCs w:val="20"/>
               </w:rPr>
               <w:t xml:space="preserve">Which value is NOT a solution of </w:t>
@@ -3429,7 +3435,7 @@
                 <w:rFonts w:ascii="Avenir Next" w:hAnsi="Avenir Next" w:cs="Avenir Next" w:eastAsia="Avenir Next"/>
                 <w:i/>
                 <w:color w:val="1A1A1A"/>
-                <w:sz w:val="20"/>
+                <w:sz w:val="22"/>
                 <w:szCs w:val="20"/>
               </w:rPr>
               <w:t xml:space="preserve">x</w:t>
@@ -3438,7 +3444,7 @@
               <w:rPr>
                 <w:rFonts w:ascii="Avenir Next" w:hAnsi="Avenir Next" w:cs="Avenir Next" w:eastAsia="Avenir Next"/>
                 <w:color w:val="1A1A1A"/>
-                <w:sz w:val="20"/>
+                <w:sz w:val="22"/>
                 <w:szCs w:val="20"/>
               </w:rPr>
               <w:t xml:space="preserve"> ≤ 7?</w:t>
@@ -3494,7 +3500,7 @@
                       <w:rFonts w:ascii="Avenir Next" w:hAnsi="Avenir Next" w:cs="Avenir Next" w:eastAsia="Avenir Next"/>
                       <w:b/>
                       <w:color w:val="003A70"/>
-                      <w:sz w:val="19"/>
+                      <w:sz w:val="22"/>
                       <w:szCs w:val="19"/>
                     </w:rPr>
                     <w:t xml:space="preserve">A</w:t>
@@ -3512,7 +3518,7 @@
                     <w:rPr>
                       <w:rFonts w:ascii="Avenir Next" w:hAnsi="Avenir Next" w:cs="Avenir Next" w:eastAsia="Avenir Next"/>
                       <w:color w:val="1A1A1A"/>
-                      <w:sz w:val="19"/>
+                      <w:sz w:val="22"/>
                       <w:szCs w:val="19"/>
                     </w:rPr>
                     <w:t xml:space="preserve">7</w:t>
@@ -3537,7 +3543,7 @@
                       <w:rFonts w:ascii="Avenir Next" w:hAnsi="Avenir Next" w:cs="Avenir Next" w:eastAsia="Avenir Next"/>
                       <w:b/>
                       <w:color w:val="003A70"/>
-                      <w:sz w:val="19"/>
+                      <w:sz w:val="22"/>
                       <w:szCs w:val="19"/>
                     </w:rPr>
                     <w:t xml:space="preserve">B</w:t>
@@ -3555,7 +3561,7 @@
                     <w:rPr>
                       <w:rFonts w:ascii="Avenir Next" w:hAnsi="Avenir Next" w:cs="Avenir Next" w:eastAsia="Avenir Next"/>
                       <w:color w:val="1A1A1A"/>
-                      <w:sz w:val="19"/>
+                      <w:sz w:val="22"/>
                       <w:szCs w:val="19"/>
                     </w:rPr>
                     <w:t xml:space="preserve">6.5</w:t>
@@ -3580,7 +3586,7 @@
                       <w:rFonts w:ascii="Avenir Next" w:hAnsi="Avenir Next" w:cs="Avenir Next" w:eastAsia="Avenir Next"/>
                       <w:b/>
                       <w:color w:val="003A70"/>
-                      <w:sz w:val="19"/>
+                      <w:sz w:val="22"/>
                       <w:szCs w:val="19"/>
                     </w:rPr>
                     <w:t xml:space="preserve">C</w:t>
@@ -3598,7 +3604,7 @@
                     <w:rPr>
                       <w:rFonts w:ascii="Avenir Next" w:hAnsi="Avenir Next" w:cs="Avenir Next" w:eastAsia="Avenir Next"/>
                       <w:color w:val="1A1A1A"/>
-                      <w:sz w:val="19"/>
+                      <w:sz w:val="22"/>
                       <w:szCs w:val="19"/>
                     </w:rPr>
                     <w:t xml:space="preserve">0</w:t>
@@ -3623,7 +3629,7 @@
                       <w:rFonts w:ascii="Avenir Next" w:hAnsi="Avenir Next" w:cs="Avenir Next" w:eastAsia="Avenir Next"/>
                       <w:b/>
                       <w:color w:val="003A70"/>
-                      <w:sz w:val="19"/>
+                      <w:sz w:val="22"/>
                       <w:szCs w:val="19"/>
                     </w:rPr>
                     <w:t xml:space="preserve">D</w:t>
@@ -3641,7 +3647,7 @@
                     <w:rPr>
                       <w:rFonts w:ascii="Avenir Next" w:hAnsi="Avenir Next" w:cs="Avenir Next" w:eastAsia="Avenir Next"/>
                       <w:color w:val="1A1A1A"/>
-                      <w:sz w:val="19"/>
+                      <w:sz w:val="22"/>
                       <w:szCs w:val="19"/>
                     </w:rPr>
                     <w:t xml:space="preserve">7.5</w:t>
@@ -3652,7 +3658,7 @@
           </w:tbl>
           <w:p>
             <w:pPr>
-              <w:spacing w:before="0" w:after="0" w:line="24" w:lineRule="auto"/>
+              <w:spacing w:before="0" w:after="0" w:line="50" w:lineRule="exact"/>
             </w:pPr>
           </w:p>
         </w:tc>
@@ -3660,11 +3666,12 @@
     </w:tbl>
     <w:p>
       <w:pPr>
-        <w:spacing w:before="0" w:after="0" w:line="20" w:lineRule="exact"/>
+        <w:spacing w:before="0" w:after="0" w:line="50" w:lineRule="exact"/>
       </w:pPr>
     </w:p>
     <w:p>
       <w:pPr>
+        <w:pStyle w:val="Heading2"/>
         <w:keepNext/>
         <w:pBdr>
           <w:bottom w:val="single" w:sz="8" w:space="3" w:color="003A70"/>
@@ -3680,7 +3687,7 @@
           <w:b/>
           <w:color w:val="003A70"/>
           <w:spacing w:val="14"/>
-          <w:sz w:val="19"/>
+          <w:sz w:val="22"/>
           <w:szCs w:val="19"/>
         </w:rPr>
         <w:t xml:space="preserve">SELF-CHECK CODE</w:t>
@@ -3699,7 +3706,7 @@
           <w:rFonts w:ascii="Avenir Next" w:hAnsi="Avenir Next" w:cs="Avenir Next" w:eastAsia="Avenir Next"/>
           <w:i/>
           <w:color w:val="5A5F66"/>
-          <w:sz w:val="17"/>
+          <w:sz w:val="22"/>
           <w:szCs w:val="17"/>
         </w:rPr>
         <w:t xml:space="preserve">find your answer · copy its letter into that problem’s box · spell a math word</w:t>
@@ -3758,7 +3765,7 @@
                 <w:rFonts w:ascii="Avenir Next" w:hAnsi="Avenir Next" w:cs="Avenir Next" w:eastAsia="Avenir Next"/>
                 <w:b/>
                 <w:color w:val="1A1A1A"/>
-                <w:sz w:val="18"/>
+                <w:sz w:val="22"/>
                 <w:szCs w:val="18"/>
               </w:rPr>
               <w:t xml:space="preserve">n &lt; 90</w:t>
@@ -3774,7 +3781,7 @@
                 <w:rFonts w:ascii="Avenir Next" w:hAnsi="Avenir Next" w:cs="Avenir Next" w:eastAsia="Avenir Next"/>
                 <w:b/>
                 <w:color w:val="003A70"/>
-                <w:sz w:val="18"/>
+                <w:sz w:val="22"/>
                 <w:szCs w:val="18"/>
               </w:rPr>
               <w:t xml:space="preserve">Q</w:t>
@@ -3797,7 +3804,7 @@
                 <w:rFonts w:ascii="Avenir Next" w:hAnsi="Avenir Next" w:cs="Avenir Next" w:eastAsia="Avenir Next"/>
                 <w:b/>
                 <w:color w:val="1A1A1A"/>
-                <w:sz w:val="18"/>
+                <w:sz w:val="22"/>
                 <w:szCs w:val="18"/>
               </w:rPr>
               <w:t xml:space="preserve">t ≤ 80</w:t>
@@ -3813,7 +3820,7 @@
                 <w:rFonts w:ascii="Avenir Next" w:hAnsi="Avenir Next" w:cs="Avenir Next" w:eastAsia="Avenir Next"/>
                 <w:b/>
                 <w:color w:val="003A70"/>
-                <w:sz w:val="18"/>
+                <w:sz w:val="22"/>
                 <w:szCs w:val="18"/>
               </w:rPr>
               <w:t xml:space="preserve">Z</w:t>
@@ -3836,7 +3843,7 @@
                 <w:rFonts w:ascii="Avenir Next" w:hAnsi="Avenir Next" w:cs="Avenir Next" w:eastAsia="Avenir Next"/>
                 <w:b/>
                 <w:color w:val="1A1A1A"/>
-                <w:sz w:val="18"/>
+                <w:sz w:val="22"/>
                 <w:szCs w:val="18"/>
               </w:rPr>
               <w:t xml:space="preserve">s &lt; 6</w:t>
@@ -3852,7 +3859,7 @@
                 <w:rFonts w:ascii="Avenir Next" w:hAnsi="Avenir Next" w:cs="Avenir Next" w:eastAsia="Avenir Next"/>
                 <w:b/>
                 <w:color w:val="003A70"/>
-                <w:sz w:val="18"/>
+                <w:sz w:val="22"/>
                 <w:szCs w:val="18"/>
               </w:rPr>
               <w:t xml:space="preserve">X</w:t>
@@ -3875,7 +3882,7 @@
                 <w:rFonts w:ascii="Avenir Next" w:hAnsi="Avenir Next" w:cs="Avenir Next" w:eastAsia="Avenir Next"/>
                 <w:b/>
                 <w:color w:val="1A1A1A"/>
-                <w:sz w:val="18"/>
+                <w:sz w:val="22"/>
                 <w:szCs w:val="18"/>
               </w:rPr>
               <w:t xml:space="preserve">w ≥ 40</w:t>
@@ -3891,7 +3898,7 @@
                 <w:rFonts w:ascii="Avenir Next" w:hAnsi="Avenir Next" w:cs="Avenir Next" w:eastAsia="Avenir Next"/>
                 <w:b/>
                 <w:color w:val="003A70"/>
-                <w:sz w:val="18"/>
+                <w:sz w:val="22"/>
                 <w:szCs w:val="18"/>
               </w:rPr>
               <w:t xml:space="preserve">S</w:t>
@@ -3914,7 +3921,7 @@
                 <w:rFonts w:ascii="Avenir Next" w:hAnsi="Avenir Next" w:cs="Avenir Next" w:eastAsia="Avenir Next"/>
                 <w:b/>
                 <w:color w:val="1A1A1A"/>
-                <w:sz w:val="18"/>
+                <w:sz w:val="22"/>
                 <w:szCs w:val="18"/>
               </w:rPr>
               <w:t xml:space="preserve">h &lt; 13</w:t>
@@ -3930,7 +3937,7 @@
                 <w:rFonts w:ascii="Avenir Next" w:hAnsi="Avenir Next" w:cs="Avenir Next" w:eastAsia="Avenir Next"/>
                 <w:b/>
                 <w:color w:val="003A70"/>
-                <w:sz w:val="18"/>
+                <w:sz w:val="22"/>
                 <w:szCs w:val="18"/>
               </w:rPr>
               <w:t xml:space="preserve">W</w:t>
@@ -3953,7 +3960,7 @@
                 <w:rFonts w:ascii="Avenir Next" w:hAnsi="Avenir Next" w:cs="Avenir Next" w:eastAsia="Avenir Next"/>
                 <w:b/>
                 <w:color w:val="1A1A1A"/>
-                <w:sz w:val="18"/>
+                <w:sz w:val="22"/>
                 <w:szCs w:val="18"/>
               </w:rPr>
               <w:t xml:space="preserve">w &gt; 40</w:t>
@@ -3969,7 +3976,7 @@
                 <w:rFonts w:ascii="Avenir Next" w:hAnsi="Avenir Next" w:cs="Avenir Next" w:eastAsia="Avenir Next"/>
                 <w:b/>
                 <w:color w:val="003A70"/>
-                <w:sz w:val="18"/>
+                <w:sz w:val="22"/>
                 <w:szCs w:val="18"/>
               </w:rPr>
               <w:t xml:space="preserve">J</w:t>
@@ -3992,7 +3999,7 @@
                 <w:rFonts w:ascii="Avenir Next" w:hAnsi="Avenir Next" w:cs="Avenir Next" w:eastAsia="Avenir Next"/>
                 <w:b/>
                 <w:color w:val="1A1A1A"/>
-                <w:sz w:val="18"/>
+                <w:sz w:val="22"/>
                 <w:szCs w:val="18"/>
               </w:rPr>
               <w:t xml:space="preserve">s ≤ 6</w:t>
@@ -4008,7 +4015,7 @@
                 <w:rFonts w:ascii="Avenir Next" w:hAnsi="Avenir Next" w:cs="Avenir Next" w:eastAsia="Avenir Next"/>
                 <w:b/>
                 <w:color w:val="003A70"/>
-                <w:sz w:val="18"/>
+                <w:sz w:val="22"/>
                 <w:szCs w:val="18"/>
               </w:rPr>
               <w:t xml:space="preserve">O</w:t>
@@ -4031,7 +4038,7 @@
                 <w:rFonts w:ascii="Avenir Next" w:hAnsi="Avenir Next" w:cs="Avenir Next" w:eastAsia="Avenir Next"/>
                 <w:b/>
                 <w:color w:val="1A1A1A"/>
-                <w:sz w:val="18"/>
+                <w:sz w:val="22"/>
                 <w:szCs w:val="18"/>
               </w:rPr>
               <w:t xml:space="preserve">h &lt; 24</w:t>
@@ -4047,7 +4054,7 @@
                 <w:rFonts w:ascii="Avenir Next" w:hAnsi="Avenir Next" w:cs="Avenir Next" w:eastAsia="Avenir Next"/>
                 <w:b/>
                 <w:color w:val="003A70"/>
-                <w:sz w:val="18"/>
+                <w:sz w:val="22"/>
                 <w:szCs w:val="18"/>
               </w:rPr>
               <w:t xml:space="preserve">R</w:t>
@@ -4070,7 +4077,7 @@
                 <w:rFonts w:ascii="Avenir Next" w:hAnsi="Avenir Next" w:cs="Avenir Next" w:eastAsia="Avenir Next"/>
                 <w:b/>
                 <w:color w:val="1A1A1A"/>
-                <w:sz w:val="18"/>
+                <w:sz w:val="22"/>
                 <w:szCs w:val="18"/>
               </w:rPr>
               <w:t xml:space="preserve">n ≤ 90</w:t>
@@ -4086,7 +4093,7 @@
                 <w:rFonts w:ascii="Avenir Next" w:hAnsi="Avenir Next" w:cs="Avenir Next" w:eastAsia="Avenir Next"/>
                 <w:b/>
                 <w:color w:val="003A70"/>
-                <w:sz w:val="18"/>
+                <w:sz w:val="22"/>
                 <w:szCs w:val="18"/>
               </w:rPr>
               <w:t xml:space="preserve">A</w:t>
@@ -4109,7 +4116,7 @@
                 <w:rFonts w:ascii="Avenir Next" w:hAnsi="Avenir Next" w:cs="Avenir Next" w:eastAsia="Avenir Next"/>
                 <w:b/>
                 <w:color w:val="1A1A1A"/>
-                <w:sz w:val="18"/>
+                <w:sz w:val="22"/>
                 <w:szCs w:val="18"/>
               </w:rPr>
               <w:t xml:space="preserve">t &lt; 80</w:t>
@@ -4125,7 +4132,7 @@
                 <w:rFonts w:ascii="Avenir Next" w:hAnsi="Avenir Next" w:cs="Avenir Next" w:eastAsia="Avenir Next"/>
                 <w:b/>
                 <w:color w:val="003A70"/>
-                <w:sz w:val="18"/>
+                <w:sz w:val="22"/>
                 <w:szCs w:val="18"/>
               </w:rPr>
               <w:t xml:space="preserve">R</w:t>
@@ -4136,7 +4143,7 @@
     </w:tbl>
     <w:p>
       <w:pPr>
-        <w:spacing w:before="0" w:after="0" w:line="60" w:lineRule="auto"/>
+        <w:spacing w:before="0" w:after="0" w:line="50" w:lineRule="exact"/>
       </w:pPr>
     </w:p>
     <w:tbl>
@@ -4303,7 +4310,7 @@
     </w:tbl>
     <w:p>
       <w:pPr>
-        <w:spacing w:before="0" w:after="0" w:line="40" w:lineRule="auto"/>
+        <w:spacing w:before="0" w:after="0" w:line="50" w:lineRule="exact"/>
       </w:pPr>
     </w:p>
     <w:tbl>
@@ -4345,6 +4352,7 @@
           </w:tcPr>
           <w:p>
             <w:pPr>
+              <w:pStyle w:val="Heading2"/>
               <w:spacing w:before="0" w:after="0" w:line="240" w:lineRule="auto"/>
             </w:pPr>
             <w:r>
@@ -4382,7 +4390,7 @@
               <w:rPr>
                 <w:rFonts w:ascii="Avenir Next" w:hAnsi="Avenir Next" w:cs="Avenir Next" w:eastAsia="Avenir Next"/>
                 <w:color w:val="1A1A1A"/>
-                <w:sz w:val="17"/>
+                <w:sz w:val="22"/>
                 <w:szCs w:val="17"/>
               </w:rPr>
               <w:t xml:space="preserve">  I can do this on my own</w:t>
@@ -4411,7 +4419,7 @@
               <w:rPr>
                 <w:rFonts w:ascii="Avenir Next" w:hAnsi="Avenir Next" w:cs="Avenir Next" w:eastAsia="Avenir Next"/>
                 <w:color w:val="1A1A1A"/>
-                <w:sz w:val="17"/>
+                <w:sz w:val="22"/>
                 <w:szCs w:val="17"/>
               </w:rPr>
               <w:t xml:space="preserve">  I need a little help</w:t>
@@ -4440,7 +4448,7 @@
               <w:rPr>
                 <w:rFonts w:ascii="Avenir Next" w:hAnsi="Avenir Next" w:cs="Avenir Next" w:eastAsia="Avenir Next"/>
                 <w:color w:val="1A1A1A"/>
-                <w:sz w:val="17"/>
+                <w:sz w:val="22"/>
                 <w:szCs w:val="17"/>
               </w:rPr>
               <w:t xml:space="preserve">  I have a question about #</w:t>
@@ -4461,7 +4469,7 @@
     </w:tbl>
     <w:p>
       <w:pPr>
-        <w:spacing w:before="0" w:after="0" w:line="20" w:lineRule="exact"/>
+        <w:spacing w:before="0" w:after="0" w:line="50" w:lineRule="exact"/>
       </w:pPr>
     </w:p>
     <w:sectPr>
@@ -4547,7 +4555,106 @@
               <w:sz w:val="15"/>
               <w:szCs w:val="15"/>
             </w:rPr>
-            <w:t xml:space="preserve">Lesson 8-4  ·  Session 2  ·  Practice Form B</w:t>
+            <w:t xml:space="preserve">8-4 · Page </w:t>
+          </w:r>
+          <w:r>
+            <w:rPr>
+              <w:rFonts w:ascii="Avenir Next" w:hAnsi="Avenir Next" w:cs="Avenir Next" w:eastAsia="Avenir Next"/>
+              <w:color w:val="5A5F66"/>
+              <w:sz w:val="15"/>
+              <w:szCs w:val="15"/>
+            </w:rPr>
+            <w:fldChar w:fldCharType="begin"/>
+          </w:r>
+          <w:r>
+            <w:rPr>
+              <w:rFonts w:ascii="Avenir Next" w:hAnsi="Avenir Next" w:cs="Avenir Next" w:eastAsia="Avenir Next"/>
+              <w:color w:val="5A5F66"/>
+              <w:sz w:val="15"/>
+              <w:szCs w:val="15"/>
+            </w:rPr>
+            <w:instrText xml:space="preserve"> PAGE </w:instrText>
+          </w:r>
+          <w:r>
+            <w:rPr>
+              <w:rFonts w:ascii="Avenir Next" w:hAnsi="Avenir Next" w:cs="Avenir Next" w:eastAsia="Avenir Next"/>
+              <w:color w:val="5A5F66"/>
+              <w:sz w:val="15"/>
+              <w:szCs w:val="15"/>
+            </w:rPr>
+            <w:fldChar w:fldCharType="separate"/>
+          </w:r>
+          <w:r>
+            <w:rPr>
+              <w:rFonts w:ascii="Avenir Next" w:hAnsi="Avenir Next" w:cs="Avenir Next" w:eastAsia="Avenir Next"/>
+              <w:color w:val="5A5F66"/>
+              <w:sz w:val="15"/>
+              <w:szCs w:val="15"/>
+            </w:rPr>
+            <w:t xml:space="preserve">1</w:t>
+          </w:r>
+          <w:r>
+            <w:rPr>
+              <w:rFonts w:ascii="Avenir Next" w:hAnsi="Avenir Next" w:cs="Avenir Next" w:eastAsia="Avenir Next"/>
+              <w:color w:val="5A5F66"/>
+              <w:sz w:val="15"/>
+              <w:szCs w:val="15"/>
+            </w:rPr>
+            <w:fldChar w:fldCharType="end"/>
+          </w:r>
+          <w:r>
+            <w:rPr>
+              <w:rFonts w:ascii="Avenir Next" w:hAnsi="Avenir Next" w:cs="Avenir Next" w:eastAsia="Avenir Next"/>
+              <w:color w:val="5A5F66"/>
+              <w:sz w:val="15"/>
+              <w:szCs w:val="15"/>
+            </w:rPr>
+            <w:t xml:space="preserve"> of </w:t>
+          </w:r>
+          <w:r>
+            <w:rPr>
+              <w:rFonts w:ascii="Avenir Next" w:hAnsi="Avenir Next" w:cs="Avenir Next" w:eastAsia="Avenir Next"/>
+              <w:color w:val="5A5F66"/>
+              <w:sz w:val="15"/>
+              <w:szCs w:val="15"/>
+            </w:rPr>
+            <w:fldChar w:fldCharType="begin"/>
+          </w:r>
+          <w:r>
+            <w:rPr>
+              <w:rFonts w:ascii="Avenir Next" w:hAnsi="Avenir Next" w:cs="Avenir Next" w:eastAsia="Avenir Next"/>
+              <w:color w:val="5A5F66"/>
+              <w:sz w:val="15"/>
+              <w:szCs w:val="15"/>
+            </w:rPr>
+            <w:instrText xml:space="preserve"> NUMPAGES </w:instrText>
+          </w:r>
+          <w:r>
+            <w:rPr>
+              <w:rFonts w:ascii="Avenir Next" w:hAnsi="Avenir Next" w:cs="Avenir Next" w:eastAsia="Avenir Next"/>
+              <w:color w:val="5A5F66"/>
+              <w:sz w:val="15"/>
+              <w:szCs w:val="15"/>
+            </w:rPr>
+            <w:fldChar w:fldCharType="separate"/>
+          </w:r>
+          <w:r>
+            <w:rPr>
+              <w:rFonts w:ascii="Avenir Next" w:hAnsi="Avenir Next" w:cs="Avenir Next" w:eastAsia="Avenir Next"/>
+              <w:color w:val="5A5F66"/>
+              <w:sz w:val="15"/>
+              <w:szCs w:val="15"/>
+            </w:rPr>
+            <w:t xml:space="preserve">1</w:t>
+          </w:r>
+          <w:r>
+            <w:rPr>
+              <w:rFonts w:ascii="Avenir Next" w:hAnsi="Avenir Next" w:cs="Avenir Next" w:eastAsia="Avenir Next"/>
+              <w:color w:val="5A5F66"/>
+              <w:sz w:val="15"/>
+              <w:szCs w:val="15"/>
+            </w:rPr>
+            <w:fldChar w:fldCharType="end"/>
           </w:r>
         </w:p>
       </w:tc>
@@ -4590,5 +4697,23 @@
       </w:tblCellMar>
     </w:tblPr>
   </w:style>
+  <w:style w:type="paragraph" w:styleId="Heading1">
+    <w:name w:val="heading 1"/>
+    <w:basedOn w:val="Normal"/>
+    <w:pPr>
+      <w:outlineLvl w:val="0"/>
+      <w:keepNext w:val="0"/>
+      <w:keepLines w:val="0"/>
+    </w:pPr>
+  </w:style>
+  <w:style w:type="paragraph" w:styleId="Heading2">
+    <w:name w:val="heading 2"/>
+    <w:basedOn w:val="Normal"/>
+    <w:pPr>
+      <w:outlineLvl w:val="1"/>
+      <w:keepNext w:val="0"/>
+      <w:keepLines w:val="0"/>
+    </w:pPr>
+  </w:style>
 </w:styles>
 </file>